--- a/REQUESET/BAN.docx
+++ b/REQUESET/BAN.docx
@@ -2427,6 +2427,4545 @@
                 <w:lang w:bidi="bn-IN"/>
               </w:rPr>
               <w:t>লিখতে হয় না</w:t>
+            </w:r>
+            <w:r>
+              <w:rPr>
+                <w:sz w:val="12"/>
+                <w:szCs w:val="12"/>
+                <w:cs/>
+                <w:lang w:bidi="hi-IN"/>
+              </w:rPr>
+              <w:t>।</w:t>
+            </w:r>
+          </w:p>
+          <w:p>
+            <w:pPr>
+              <w:spacing w:line="360" w:lineRule="auto"/>
+              <w:rPr>
+                <w:sz w:val="12"/>
+                <w:szCs w:val="12"/>
+              </w:rPr>
+            </w:pPr>
+          </w:p>
+        </w:tc>
+        <w:tc>
+          <w:tcPr>
+            <w:tcW w:w="5418" w:type="dxa"/>
+          </w:tcPr>
+          <w:p>
+            <w:pPr>
+              <w:spacing w:line="360" w:lineRule="auto"/>
+              <w:rPr>
+                <w:sz w:val="12"/>
+                <w:szCs w:val="12"/>
+              </w:rPr>
+            </w:pPr>
+          </w:p>
+        </w:tc>
+      </w:tr>
+    </w:tbl>
+    <w:p>
+      <w:pPr>
+        <w:spacing w:line="360" w:lineRule="auto"/>
+        <w:rPr>
+          <w:sz w:val="12"/>
+          <w:szCs w:val="12"/>
+        </w:rPr>
+      </w:pPr>
+    </w:p>
+    <w:p>
+      <w:pPr>
+        <w:spacing w:line="360" w:lineRule="auto"/>
+        <w:rPr>
+          <w:sz w:val="12"/>
+          <w:szCs w:val="12"/>
+        </w:rPr>
+      </w:pPr>
+    </w:p>
+    <w:p>
+      <w:pPr>
+        <w:spacing w:line="360" w:lineRule="auto"/>
+        <w:rPr>
+          <w:sz w:val="12"/>
+          <w:szCs w:val="12"/>
+        </w:rPr>
+      </w:pPr>
+    </w:p>
+    <w:p>
+      <w:pPr>
+        <w:spacing w:line="360" w:lineRule="auto"/>
+        <w:rPr>
+          <w:sz w:val="12"/>
+          <w:szCs w:val="12"/>
+        </w:rPr>
+      </w:pPr>
+    </w:p>
+    <w:p>
+      <w:pPr>
+        <w:spacing w:line="360" w:lineRule="auto"/>
+        <w:rPr>
+          <w:sz w:val="12"/>
+          <w:szCs w:val="12"/>
+        </w:rPr>
+      </w:pPr>
+    </w:p>
+    <w:p>
+      <w:pPr>
+        <w:spacing w:line="360" w:lineRule="auto"/>
+        <w:rPr>
+          <w:sz w:val="12"/>
+          <w:szCs w:val="12"/>
+        </w:rPr>
+      </w:pPr>
+    </w:p>
+    <w:p>
+      <w:pPr>
+        <w:spacing w:line="360" w:lineRule="auto"/>
+        <w:rPr>
+          <w:sz w:val="12"/>
+          <w:szCs w:val="12"/>
+        </w:rPr>
+      </w:pPr>
+    </w:p>
+    <w:p>
+      <w:pPr>
+        <w:spacing w:line="360" w:lineRule="auto"/>
+        <w:rPr>
+          <w:sz w:val="12"/>
+          <w:szCs w:val="12"/>
+        </w:rPr>
+      </w:pPr>
+    </w:p>
+    <w:p>
+      <w:pPr>
+        <w:spacing w:line="360" w:lineRule="auto"/>
+        <w:rPr>
+          <w:sz w:val="12"/>
+          <w:szCs w:val="12"/>
+        </w:rPr>
+      </w:pPr>
+    </w:p>
+    <w:p>
+      <w:pPr>
+        <w:spacing w:line="360" w:lineRule="auto"/>
+        <w:rPr>
+          <w:sz w:val="12"/>
+          <w:szCs w:val="12"/>
+        </w:rPr>
+      </w:pPr>
+    </w:p>
+    <w:tbl>
+      <w:tblPr>
+        <w:tblStyle w:val="TableGrid"/>
+        <w:tblW w:w="0" w:type="auto"/>
+        <w:tblLook w:val="04A0" w:firstRow="1" w:lastRow="0" w:firstColumn="1" w:lastColumn="0" w:noHBand="0" w:noVBand="1"/>
+      </w:tblPr>
+      <w:tblGrid>
+        <w:gridCol w:w="5417"/>
+        <w:gridCol w:w="5417"/>
+        <w:gridCol w:w="5418"/>
+      </w:tblGrid>
+      <w:tr>
+        <w:tc>
+          <w:tcPr>
+            <w:tcW w:w="5417" w:type="dxa"/>
+          </w:tcPr>
+          <w:p>
+            <w:pPr>
+              <w:spacing w:line="360" w:lineRule="auto"/>
+              <w:rPr>
+                <w:sz w:val="12"/>
+                <w:szCs w:val="12"/>
+              </w:rPr>
+            </w:pPr>
+            <w:r>
+              <w:rPr>
+                <w:b/>
+                <w:bCs/>
+                <w:sz w:val="12"/>
+                <w:szCs w:val="12"/>
+              </w:rPr>
+              <w:lastRenderedPageBreak/>
+              <w:t>XHR (</w:t>
+            </w:r>
+            <w:proofErr w:type="spellStart"/>
+            <w:r>
+              <w:rPr>
+                <w:b/>
+                <w:bCs/>
+                <w:sz w:val="12"/>
+                <w:szCs w:val="12"/>
+              </w:rPr>
+              <w:t>XMLHttpRequest</w:t>
+            </w:r>
+            <w:proofErr w:type="spellEnd"/>
+            <w:r>
+              <w:rPr>
+                <w:b/>
+                <w:bCs/>
+                <w:sz w:val="12"/>
+                <w:szCs w:val="12"/>
+              </w:rPr>
+              <w:t>) Definition (</w:t>
+            </w:r>
+            <w:r>
+              <w:rPr>
+                <w:b/>
+                <w:bCs/>
+                <w:sz w:val="12"/>
+                <w:szCs w:val="12"/>
+                <w:cs/>
+                <w:lang w:bidi="bn-IN"/>
+              </w:rPr>
+              <w:t>বাংলায়):</w:t>
+            </w:r>
+          </w:p>
+          <w:p>
+            <w:pPr>
+              <w:spacing w:line="360" w:lineRule="auto"/>
+              <w:rPr>
+                <w:sz w:val="12"/>
+                <w:szCs w:val="12"/>
+              </w:rPr>
+            </w:pPr>
+            <w:proofErr w:type="gramStart"/>
+            <w:r>
+              <w:rPr>
+                <w:b/>
+                <w:bCs/>
+                <w:sz w:val="12"/>
+                <w:szCs w:val="12"/>
+              </w:rPr>
+              <w:t>1.</w:t>
+            </w:r>
+            <w:r>
+              <w:rPr>
+                <w:b/>
+                <w:bCs/>
+                <w:sz w:val="12"/>
+                <w:szCs w:val="12"/>
+              </w:rPr>
+              <w:t xml:space="preserve">XHR </w:t>
+            </w:r>
+            <w:r>
+              <w:rPr>
+                <w:sz w:val="12"/>
+                <w:szCs w:val="12"/>
+              </w:rPr>
+              <w:t xml:space="preserve"> </w:t>
+            </w:r>
+            <w:r>
+              <w:rPr>
+                <w:sz w:val="12"/>
+                <w:szCs w:val="12"/>
+                <w:cs/>
+                <w:lang w:bidi="bn-IN"/>
+              </w:rPr>
+              <w:t>হলো</w:t>
+            </w:r>
+            <w:proofErr w:type="gramEnd"/>
+            <w:r>
+              <w:rPr>
+                <w:sz w:val="12"/>
+                <w:szCs w:val="12"/>
+                <w:cs/>
+                <w:lang w:bidi="bn-IN"/>
+              </w:rPr>
+              <w:t xml:space="preserve"> একটি</w:t>
+            </w:r>
+            <w:r>
+              <w:rPr>
+                <w:sz w:val="12"/>
+                <w:szCs w:val="12"/>
+              </w:rPr>
+              <w:t xml:space="preserve"> </w:t>
+            </w:r>
+            <w:r>
+              <w:rPr>
+                <w:b/>
+                <w:bCs/>
+                <w:sz w:val="12"/>
+                <w:szCs w:val="12"/>
+              </w:rPr>
+              <w:t>JavaScript API</w:t>
+            </w:r>
+            <w:r>
+              <w:rPr>
+                <w:sz w:val="12"/>
+                <w:szCs w:val="12"/>
+              </w:rPr>
+              <w:t>,</w:t>
+            </w:r>
+          </w:p>
+          <w:p>
+            <w:pPr>
+              <w:spacing w:line="360" w:lineRule="auto"/>
+              <w:rPr>
+                <w:b/>
+                <w:bCs/>
+                <w:sz w:val="12"/>
+                <w:szCs w:val="12"/>
+              </w:rPr>
+            </w:pPr>
+            <w:proofErr w:type="gramStart"/>
+            <w:r>
+              <w:rPr>
+                <w:sz w:val="12"/>
+                <w:szCs w:val="12"/>
+              </w:rPr>
+              <w:t xml:space="preserve">2.XHR </w:t>
+            </w:r>
+            <w:r>
+              <w:rPr>
+                <w:sz w:val="12"/>
+                <w:szCs w:val="12"/>
+              </w:rPr>
+              <w:t xml:space="preserve"> </w:t>
+            </w:r>
+            <w:r>
+              <w:rPr>
+                <w:sz w:val="12"/>
+                <w:szCs w:val="12"/>
+                <w:cs/>
+                <w:lang w:bidi="bn-IN"/>
+              </w:rPr>
+              <w:t>যার</w:t>
+            </w:r>
+            <w:proofErr w:type="gramEnd"/>
+            <w:r>
+              <w:rPr>
+                <w:sz w:val="12"/>
+                <w:szCs w:val="12"/>
+                <w:cs/>
+                <w:lang w:bidi="bn-IN"/>
+              </w:rPr>
+              <w:t xml:space="preserve"> মাধ্যমে</w:t>
+            </w:r>
+            <w:r>
+              <w:rPr>
+                <w:sz w:val="12"/>
+                <w:szCs w:val="12"/>
+              </w:rPr>
+              <w:t xml:space="preserve"> </w:t>
+            </w:r>
+            <w:r>
+              <w:rPr>
+                <w:sz w:val="12"/>
+                <w:szCs w:val="12"/>
+              </w:rPr>
+              <w:t xml:space="preserve">web page reload </w:t>
+            </w:r>
+            <w:r>
+              <w:rPr>
+                <w:b/>
+                <w:bCs/>
+                <w:sz w:val="12"/>
+                <w:szCs w:val="12"/>
+                <w:cs/>
+                <w:lang w:bidi="bn-IN"/>
+              </w:rPr>
+              <w:t>না করেই (</w:t>
+            </w:r>
+            <w:r>
+              <w:rPr>
+                <w:b/>
+                <w:bCs/>
+                <w:sz w:val="12"/>
+                <w:szCs w:val="12"/>
+              </w:rPr>
+              <w:t>asynchronously)</w:t>
+            </w:r>
+          </w:p>
+          <w:p>
+            <w:pPr>
+              <w:spacing w:line="360" w:lineRule="auto"/>
+              <w:rPr>
+                <w:sz w:val="12"/>
+                <w:szCs w:val="12"/>
+                <w:lang w:bidi="hi-IN"/>
+              </w:rPr>
+            </w:pPr>
+            <w:r>
+              <w:rPr>
+                <w:sz w:val="12"/>
+                <w:szCs w:val="12"/>
+              </w:rPr>
+              <w:t xml:space="preserve">server a </w:t>
+            </w:r>
+            <w:r>
+              <w:rPr>
+                <w:sz w:val="12"/>
+                <w:szCs w:val="12"/>
+                <w:cs/>
+                <w:lang w:bidi="bn-IN"/>
+              </w:rPr>
+              <w:t>সাথে</w:t>
+            </w:r>
+            <w:r>
+              <w:rPr>
+                <w:sz w:val="12"/>
+                <w:szCs w:val="12"/>
+              </w:rPr>
+              <w:t xml:space="preserve"> </w:t>
+            </w:r>
+            <w:r>
+              <w:rPr>
+                <w:b/>
+                <w:bCs/>
+                <w:sz w:val="12"/>
+                <w:szCs w:val="12"/>
+              </w:rPr>
+              <w:t xml:space="preserve">HTTP request </w:t>
+            </w:r>
+            <w:r>
+              <w:rPr>
+                <w:b/>
+                <w:bCs/>
+                <w:sz w:val="12"/>
+                <w:szCs w:val="12"/>
+                <w:cs/>
+                <w:lang w:bidi="bn-IN"/>
+              </w:rPr>
+              <w:t>পাঠানো</w:t>
+            </w:r>
+            <w:r>
+              <w:rPr>
+                <w:sz w:val="12"/>
+                <w:szCs w:val="12"/>
+              </w:rPr>
+              <w:t xml:space="preserve"> </w:t>
+            </w:r>
+            <w:r>
+              <w:rPr>
+                <w:sz w:val="12"/>
+                <w:szCs w:val="12"/>
+                <w:cs/>
+                <w:lang w:bidi="bn-IN"/>
+              </w:rPr>
+              <w:t>এবং</w:t>
+            </w:r>
+            <w:r>
+              <w:rPr>
+                <w:sz w:val="12"/>
+                <w:szCs w:val="12"/>
+              </w:rPr>
+              <w:t xml:space="preserve"> </w:t>
+            </w:r>
+            <w:r>
+              <w:rPr>
+                <w:sz w:val="12"/>
+                <w:szCs w:val="12"/>
+                <w:lang w:bidi="bn-IN"/>
+              </w:rPr>
+              <w:t xml:space="preserve">Server </w:t>
+            </w:r>
+            <w:r>
+              <w:rPr>
+                <w:sz w:val="12"/>
+                <w:szCs w:val="12"/>
+                <w:cs/>
+                <w:lang w:bidi="bn-IN"/>
+              </w:rPr>
+              <w:t xml:space="preserve">থেকে </w:t>
+            </w:r>
+            <w:r>
+              <w:rPr>
+                <w:sz w:val="12"/>
+                <w:szCs w:val="12"/>
+              </w:rPr>
+              <w:t xml:space="preserve">HTTP </w:t>
+            </w:r>
+            <w:r>
+              <w:rPr>
+                <w:b/>
+                <w:bCs/>
+                <w:sz w:val="12"/>
+                <w:szCs w:val="12"/>
+              </w:rPr>
+              <w:t xml:space="preserve">response </w:t>
+            </w:r>
+            <w:r>
+              <w:rPr>
+                <w:b/>
+                <w:bCs/>
+                <w:sz w:val="12"/>
+                <w:szCs w:val="12"/>
+                <w:cs/>
+                <w:lang w:bidi="bn-IN"/>
+              </w:rPr>
+              <w:t>গ্রহণ করা</w:t>
+            </w:r>
+            <w:r>
+              <w:rPr>
+                <w:sz w:val="12"/>
+                <w:szCs w:val="12"/>
+              </w:rPr>
+              <w:t xml:space="preserve"> </w:t>
+            </w:r>
+            <w:r>
+              <w:rPr>
+                <w:sz w:val="12"/>
+                <w:szCs w:val="12"/>
+                <w:cs/>
+                <w:lang w:bidi="bn-IN"/>
+              </w:rPr>
+              <w:t>যায়</w:t>
+            </w:r>
+            <w:r>
+              <w:rPr>
+                <w:sz w:val="12"/>
+                <w:szCs w:val="12"/>
+                <w:cs/>
+                <w:lang w:bidi="hi-IN"/>
+              </w:rPr>
+              <w:t>।</w:t>
+            </w:r>
+          </w:p>
+          <w:p>
+            <w:pPr>
+              <w:spacing w:line="360" w:lineRule="auto"/>
+              <w:rPr>
+                <w:sz w:val="2"/>
+                <w:szCs w:val="2"/>
+              </w:rPr>
+            </w:pPr>
+          </w:p>
+          <w:p>
+            <w:pPr>
+              <w:spacing w:line="360" w:lineRule="auto"/>
+              <w:rPr>
+                <w:sz w:val="12"/>
+                <w:szCs w:val="12"/>
+              </w:rPr>
+            </w:pPr>
+            <w:proofErr w:type="gramStart"/>
+            <w:r>
+              <w:rPr>
+                <w:b/>
+                <w:bCs/>
+                <w:sz w:val="12"/>
+                <w:szCs w:val="12"/>
+              </w:rPr>
+              <w:t>3.</w:t>
+            </w:r>
+            <w:r>
+              <w:rPr>
+                <w:b/>
+                <w:bCs/>
+                <w:sz w:val="12"/>
+                <w:szCs w:val="12"/>
+              </w:rPr>
+              <w:t xml:space="preserve">XHR </w:t>
+            </w:r>
+            <w:r>
+              <w:rPr>
+                <w:sz w:val="12"/>
+                <w:szCs w:val="12"/>
+              </w:rPr>
+              <w:t xml:space="preserve"> </w:t>
+            </w:r>
+            <w:r>
+              <w:rPr>
+                <w:sz w:val="12"/>
+                <w:szCs w:val="12"/>
+                <w:cs/>
+                <w:lang w:bidi="bn-IN"/>
+              </w:rPr>
+              <w:t>হলো</w:t>
+            </w:r>
+            <w:proofErr w:type="gramEnd"/>
+            <w:r>
+              <w:rPr>
+                <w:sz w:val="12"/>
+                <w:szCs w:val="12"/>
+                <w:cs/>
+                <w:lang w:bidi="bn-IN"/>
+              </w:rPr>
+              <w:t xml:space="preserve"> </w:t>
+            </w:r>
+            <w:r>
+              <w:rPr>
+                <w:sz w:val="12"/>
+                <w:szCs w:val="12"/>
+                <w:lang w:bidi="bn-IN"/>
+              </w:rPr>
+              <w:t xml:space="preserve">browser </w:t>
+            </w:r>
+            <w:proofErr w:type="spellStart"/>
+            <w:r>
+              <w:rPr>
+                <w:sz w:val="12"/>
+                <w:szCs w:val="12"/>
+                <w:lang w:bidi="bn-IN"/>
+              </w:rPr>
+              <w:t>ar</w:t>
+            </w:r>
+            <w:proofErr w:type="spellEnd"/>
+            <w:r>
+              <w:rPr>
+                <w:sz w:val="12"/>
+                <w:szCs w:val="12"/>
+                <w:lang w:bidi="bn-IN"/>
+              </w:rPr>
+              <w:t xml:space="preserve"> </w:t>
+            </w:r>
+            <w:r>
+              <w:rPr>
+                <w:sz w:val="12"/>
+                <w:szCs w:val="12"/>
+                <w:cs/>
+                <w:lang w:bidi="bn-IN"/>
+              </w:rPr>
+              <w:t xml:space="preserve">একটি </w:t>
+            </w:r>
+            <w:r>
+              <w:rPr>
+                <w:sz w:val="12"/>
+                <w:szCs w:val="12"/>
+                <w:lang w:bidi="bn-IN"/>
+              </w:rPr>
+              <w:t xml:space="preserve">built in </w:t>
+            </w:r>
+            <w:r>
+              <w:rPr>
+                <w:sz w:val="12"/>
+                <w:szCs w:val="12"/>
+              </w:rPr>
+              <w:t xml:space="preserve">JavaScript </w:t>
+            </w:r>
+            <w:proofErr w:type="gramStart"/>
+            <w:r>
+              <w:rPr>
+                <w:sz w:val="12"/>
+                <w:szCs w:val="12"/>
+              </w:rPr>
+              <w:t xml:space="preserve">object </w:t>
+            </w:r>
+            <w:r>
+              <w:rPr>
+                <w:sz w:val="12"/>
+                <w:szCs w:val="12"/>
+              </w:rPr>
+              <w:t>,</w:t>
+            </w:r>
+            <w:proofErr w:type="gramEnd"/>
+          </w:p>
+          <w:p>
+            <w:pPr>
+              <w:spacing w:line="360" w:lineRule="auto"/>
+              <w:rPr>
+                <w:sz w:val="12"/>
+                <w:szCs w:val="12"/>
+                <w:lang w:bidi="bn-IN"/>
+              </w:rPr>
+            </w:pPr>
+            <w:r>
+              <w:rPr>
+                <w:sz w:val="12"/>
+                <w:szCs w:val="12"/>
+              </w:rPr>
+              <w:t xml:space="preserve">4.XHR </w:t>
+            </w:r>
+            <w:r>
+              <w:rPr>
+                <w:sz w:val="12"/>
+                <w:szCs w:val="12"/>
+                <w:cs/>
+                <w:lang w:bidi="bn-IN"/>
+              </w:rPr>
+              <w:t xml:space="preserve">ব্যবহার করে </w:t>
+            </w:r>
+            <w:r>
+              <w:rPr>
+                <w:sz w:val="12"/>
+                <w:szCs w:val="12"/>
+              </w:rPr>
+              <w:t xml:space="preserve">JavaScript </w:t>
+            </w:r>
+            <w:r>
+              <w:rPr>
+                <w:sz w:val="12"/>
+                <w:szCs w:val="12"/>
+              </w:rPr>
+              <w:t xml:space="preserve">server a </w:t>
+            </w:r>
+            <w:r>
+              <w:rPr>
+                <w:sz w:val="12"/>
+                <w:szCs w:val="12"/>
+              </w:rPr>
+              <w:t xml:space="preserve">GET, POST, PUT, DELETE </w:t>
+            </w:r>
+            <w:r>
+              <w:rPr>
+                <w:sz w:val="12"/>
+                <w:szCs w:val="12"/>
+                <w:cs/>
+                <w:lang w:bidi="bn-IN"/>
+              </w:rPr>
+              <w:t xml:space="preserve">ইত্যাদি </w:t>
+            </w:r>
+            <w:r>
+              <w:rPr>
+                <w:sz w:val="12"/>
+                <w:szCs w:val="12"/>
+              </w:rPr>
+              <w:t xml:space="preserve">HTTP request </w:t>
+            </w:r>
+            <w:r>
+              <w:rPr>
+                <w:sz w:val="12"/>
+                <w:szCs w:val="12"/>
+                <w:cs/>
+                <w:lang w:bidi="bn-IN"/>
+              </w:rPr>
+              <w:t>পাঠাতে</w:t>
+            </w:r>
+            <w:r>
+              <w:rPr>
+                <w:sz w:val="12"/>
+                <w:szCs w:val="12"/>
+                <w:lang w:bidi="bn-IN"/>
+              </w:rPr>
+              <w:t xml:space="preserve"> </w:t>
+            </w:r>
+            <w:r>
+              <w:rPr>
+                <w:sz w:val="12"/>
+                <w:szCs w:val="12"/>
+                <w:cs/>
+                <w:lang w:bidi="bn-IN"/>
+              </w:rPr>
+              <w:t>পারে</w:t>
+            </w:r>
+            <w:r>
+              <w:rPr>
+                <w:sz w:val="12"/>
+                <w:szCs w:val="12"/>
+                <w:lang w:bidi="bn-IN"/>
+              </w:rPr>
+              <w:t xml:space="preserve"> </w:t>
+            </w:r>
+            <w:r>
+              <w:rPr>
+                <w:sz w:val="12"/>
+                <w:szCs w:val="12"/>
+                <w:cs/>
+                <w:lang w:bidi="bn-IN"/>
+              </w:rPr>
+              <w:t xml:space="preserve">এবং </w:t>
+            </w:r>
+          </w:p>
+          <w:p>
+            <w:pPr>
+              <w:spacing w:line="360" w:lineRule="auto"/>
+              <w:rPr>
+                <w:sz w:val="12"/>
+                <w:szCs w:val="12"/>
+                <w:lang w:bidi="hi-IN"/>
+              </w:rPr>
+            </w:pPr>
+            <w:r>
+              <w:rPr>
+                <w:sz w:val="12"/>
+                <w:szCs w:val="12"/>
+                <w:lang w:bidi="bn-IN"/>
+              </w:rPr>
+              <w:t xml:space="preserve">Server </w:t>
+            </w:r>
+            <w:r>
+              <w:rPr>
+                <w:sz w:val="12"/>
+                <w:szCs w:val="12"/>
+                <w:cs/>
+                <w:lang w:bidi="bn-IN"/>
+              </w:rPr>
+              <w:t xml:space="preserve">থেকে </w:t>
+            </w:r>
+            <w:r>
+              <w:rPr>
+                <w:sz w:val="12"/>
+                <w:szCs w:val="12"/>
+                <w:lang w:bidi="bn-IN"/>
+              </w:rPr>
+              <w:t xml:space="preserve">HTTP </w:t>
+            </w:r>
+            <w:r>
+              <w:rPr>
+                <w:sz w:val="12"/>
+                <w:szCs w:val="12"/>
+              </w:rPr>
+              <w:t xml:space="preserve">response </w:t>
+            </w:r>
+            <w:r>
+              <w:rPr>
+                <w:sz w:val="12"/>
+                <w:szCs w:val="12"/>
+                <w:cs/>
+                <w:lang w:bidi="bn-IN"/>
+              </w:rPr>
+              <w:t>গ্রহণ করতে পারে</w:t>
+            </w:r>
+            <w:r>
+              <w:rPr>
+                <w:sz w:val="12"/>
+                <w:szCs w:val="12"/>
+              </w:rPr>
+              <w:t xml:space="preserve">, </w:t>
+            </w:r>
+            <w:r>
+              <w:rPr>
+                <w:sz w:val="12"/>
+                <w:szCs w:val="12"/>
+                <w:cs/>
+                <w:lang w:bidi="bn-IN"/>
+              </w:rPr>
+              <w:t xml:space="preserve">সম্পূর্ণ </w:t>
+            </w:r>
+            <w:r>
+              <w:rPr>
+                <w:sz w:val="12"/>
+                <w:szCs w:val="12"/>
+                <w:lang w:bidi="bn-IN"/>
+              </w:rPr>
+              <w:t xml:space="preserve">page refresh </w:t>
+            </w:r>
+            <w:r>
+              <w:rPr>
+                <w:sz w:val="12"/>
+                <w:szCs w:val="12"/>
+                <w:cs/>
+                <w:lang w:bidi="bn-IN"/>
+              </w:rPr>
+              <w:t>ছাড়াই</w:t>
+            </w:r>
+            <w:r>
+              <w:rPr>
+                <w:sz w:val="12"/>
+                <w:szCs w:val="12"/>
+                <w:cs/>
+                <w:lang w:bidi="hi-IN"/>
+              </w:rPr>
+              <w:t>।</w:t>
+            </w:r>
+          </w:p>
+          <w:p>
+            <w:pPr>
+              <w:spacing w:line="360" w:lineRule="auto"/>
+              <w:rPr>
+                <w:sz w:val="12"/>
+                <w:szCs w:val="12"/>
+              </w:rPr>
+            </w:pPr>
+            <w:proofErr w:type="gramStart"/>
+            <w:r>
+              <w:rPr>
+                <w:b/>
+                <w:bCs/>
+                <w:sz w:val="12"/>
+                <w:szCs w:val="12"/>
+              </w:rPr>
+              <w:t>5.</w:t>
+            </w:r>
+            <w:r>
+              <w:rPr>
+                <w:b/>
+                <w:bCs/>
+                <w:sz w:val="12"/>
+                <w:szCs w:val="12"/>
+              </w:rPr>
+              <w:t xml:space="preserve">XHR </w:t>
+            </w:r>
+            <w:r>
+              <w:rPr>
+                <w:sz w:val="12"/>
+                <w:szCs w:val="12"/>
+              </w:rPr>
+              <w:t xml:space="preserve"> </w:t>
+            </w:r>
+            <w:r>
+              <w:rPr>
+                <w:sz w:val="12"/>
+                <w:szCs w:val="12"/>
+                <w:cs/>
+                <w:lang w:bidi="bn-IN"/>
+              </w:rPr>
+              <w:t>হলো</w:t>
+            </w:r>
+            <w:proofErr w:type="gramEnd"/>
+            <w:r>
+              <w:rPr>
+                <w:sz w:val="12"/>
+                <w:szCs w:val="12"/>
+                <w:cs/>
+                <w:lang w:bidi="bn-IN"/>
+              </w:rPr>
+              <w:t xml:space="preserve"> </w:t>
+            </w:r>
+            <w:r>
+              <w:rPr>
+                <w:sz w:val="12"/>
+                <w:szCs w:val="12"/>
+              </w:rPr>
+              <w:t>AJAX-</w:t>
+            </w:r>
+            <w:r>
+              <w:rPr>
+                <w:sz w:val="12"/>
+                <w:szCs w:val="12"/>
+                <w:cs/>
+                <w:lang w:bidi="bn-IN"/>
+              </w:rPr>
+              <w:t>এর মূল প্রযুক্তিগুলোর একটি</w:t>
+            </w:r>
+            <w:r>
+              <w:rPr>
+                <w:sz w:val="12"/>
+                <w:szCs w:val="12"/>
+                <w:cs/>
+                <w:lang w:bidi="hi-IN"/>
+              </w:rPr>
+              <w:t>।</w:t>
+            </w:r>
+          </w:p>
+          <w:p>
+            <w:pPr>
+              <w:spacing w:line="360" w:lineRule="auto"/>
+              <w:rPr>
+                <w:sz w:val="12"/>
+                <w:szCs w:val="12"/>
+              </w:rPr>
+            </w:pPr>
+            <w:r>
+              <w:rPr>
+                <w:sz w:val="12"/>
+                <w:szCs w:val="12"/>
+                <w:lang w:bidi="bn-IN"/>
+              </w:rPr>
+              <w:t>6.</w:t>
+            </w:r>
+            <w:r>
+              <w:rPr>
+                <w:sz w:val="12"/>
+                <w:szCs w:val="12"/>
+                <w:cs/>
+                <w:lang w:bidi="bn-IN"/>
+              </w:rPr>
+              <w:t>বর্তমানে অনেক ক্ষেত্রে</w:t>
+            </w:r>
+            <w:r>
+              <w:rPr>
+                <w:sz w:val="12"/>
+                <w:szCs w:val="12"/>
+              </w:rPr>
+              <w:t xml:space="preserve"> Fetch API XHR-</w:t>
+            </w:r>
+            <w:r>
+              <w:rPr>
+                <w:sz w:val="12"/>
+                <w:szCs w:val="12"/>
+                <w:cs/>
+                <w:lang w:bidi="bn-IN"/>
+              </w:rPr>
+              <w:t>এর আধুনিক</w:t>
+            </w:r>
+            <w:r>
+              <w:rPr>
+                <w:sz w:val="12"/>
+                <w:szCs w:val="12"/>
+                <w:lang w:bidi="bn-IN"/>
+              </w:rPr>
+              <w:t xml:space="preserve"> </w:t>
+            </w:r>
+            <w:r>
+              <w:rPr>
+                <w:sz w:val="12"/>
+                <w:szCs w:val="12"/>
+                <w:cs/>
+                <w:lang w:bidi="bn-IN"/>
+              </w:rPr>
+              <w:t>বিকল্প</w:t>
+            </w:r>
+            <w:r>
+              <w:rPr>
+                <w:sz w:val="12"/>
+                <w:szCs w:val="12"/>
+                <w:lang w:bidi="bn-IN"/>
+              </w:rPr>
+              <w:t xml:space="preserve"> </w:t>
+            </w:r>
+            <w:r>
+              <w:rPr>
+                <w:sz w:val="12"/>
+                <w:szCs w:val="12"/>
+                <w:cs/>
+                <w:lang w:bidi="bn-IN"/>
+              </w:rPr>
+              <w:t>হিসেবে</w:t>
+            </w:r>
+            <w:r>
+              <w:rPr>
+                <w:sz w:val="12"/>
+                <w:szCs w:val="12"/>
+                <w:lang w:bidi="bn-IN"/>
+              </w:rPr>
+              <w:t xml:space="preserve"> </w:t>
+            </w:r>
+            <w:r>
+              <w:rPr>
+                <w:sz w:val="12"/>
+                <w:szCs w:val="12"/>
+                <w:cs/>
+                <w:lang w:bidi="bn-IN"/>
+              </w:rPr>
+              <w:t>ব্যবহৃত হয়</w:t>
+            </w:r>
+            <w:r>
+              <w:rPr>
+                <w:sz w:val="12"/>
+                <w:szCs w:val="12"/>
+                <w:cs/>
+                <w:lang w:bidi="hi-IN"/>
+              </w:rPr>
+              <w:t>।</w:t>
+            </w:r>
+          </w:p>
+          <w:p>
+            <w:pPr>
+              <w:spacing w:line="360" w:lineRule="auto"/>
+              <w:rPr>
+                <w:sz w:val="12"/>
+                <w:szCs w:val="12"/>
+              </w:rPr>
+            </w:pPr>
+          </w:p>
+          <w:p>
+            <w:pPr>
+              <w:spacing w:line="360" w:lineRule="auto"/>
+              <w:rPr>
+                <w:b/>
+                <w:bCs/>
+                <w:sz w:val="12"/>
+                <w:szCs w:val="12"/>
+              </w:rPr>
+            </w:pPr>
+            <w:r>
+              <w:rPr>
+                <w:b/>
+                <w:bCs/>
+                <w:sz w:val="12"/>
+                <w:szCs w:val="12"/>
+              </w:rPr>
+              <w:t>XHR (</w:t>
+            </w:r>
+            <w:proofErr w:type="spellStart"/>
+            <w:r>
+              <w:rPr>
+                <w:b/>
+                <w:bCs/>
+                <w:sz w:val="12"/>
+                <w:szCs w:val="12"/>
+              </w:rPr>
+              <w:t>XMLHttpRequest</w:t>
+            </w:r>
+            <w:proofErr w:type="spellEnd"/>
+            <w:r>
+              <w:rPr>
+                <w:b/>
+                <w:bCs/>
+                <w:sz w:val="12"/>
+                <w:szCs w:val="12"/>
+              </w:rPr>
+              <w:t>)-</w:t>
+            </w:r>
+            <w:r>
+              <w:rPr>
+                <w:b/>
+                <w:bCs/>
+                <w:sz w:val="12"/>
+                <w:szCs w:val="12"/>
+                <w:cs/>
+                <w:lang w:bidi="bn-IN"/>
+              </w:rPr>
+              <w:t>এর মূল বৈশিষ্ট্য</w:t>
+            </w:r>
+          </w:p>
+          <w:p>
+            <w:pPr>
+              <w:spacing w:line="360" w:lineRule="auto"/>
+              <w:rPr>
+                <w:sz w:val="12"/>
+                <w:szCs w:val="12"/>
+              </w:rPr>
+            </w:pPr>
+            <w:r>
+              <w:rPr>
+                <w:b/>
+                <w:bCs/>
+                <w:sz w:val="12"/>
+                <w:szCs w:val="12"/>
+              </w:rPr>
+              <w:t>1.</w:t>
+            </w:r>
+            <w:r>
+              <w:rPr>
+                <w:b/>
+                <w:bCs/>
+                <w:sz w:val="12"/>
+                <w:szCs w:val="12"/>
+              </w:rPr>
+              <w:t>Asynchronous Communication</w:t>
+            </w:r>
+          </w:p>
+          <w:p>
+            <w:pPr>
+              <w:spacing w:line="360" w:lineRule="auto"/>
+              <w:rPr>
+                <w:sz w:val="12"/>
+                <w:szCs w:val="12"/>
+              </w:rPr>
+            </w:pPr>
+            <w:r>
+              <w:rPr>
+                <w:b/>
+                <w:bCs/>
+                <w:sz w:val="12"/>
+                <w:szCs w:val="12"/>
+              </w:rPr>
+              <w:t xml:space="preserve">XHR </w:t>
+            </w:r>
+            <w:r>
+              <w:rPr>
+                <w:sz w:val="12"/>
+                <w:szCs w:val="12"/>
+                <w:lang w:bidi="bn-IN"/>
+              </w:rPr>
+              <w:t xml:space="preserve">Page reload </w:t>
+            </w:r>
+            <w:r>
+              <w:rPr>
+                <w:sz w:val="12"/>
+                <w:szCs w:val="12"/>
+                <w:cs/>
+                <w:lang w:bidi="bn-IN"/>
+              </w:rPr>
+              <w:t>না</w:t>
+            </w:r>
+            <w:r>
+              <w:rPr>
+                <w:sz w:val="12"/>
+                <w:szCs w:val="12"/>
+                <w:lang w:bidi="bn-IN"/>
+              </w:rPr>
+              <w:t xml:space="preserve"> </w:t>
+            </w:r>
+            <w:r>
+              <w:rPr>
+                <w:sz w:val="12"/>
+                <w:szCs w:val="12"/>
+                <w:cs/>
+                <w:lang w:bidi="bn-IN"/>
+              </w:rPr>
+              <w:t xml:space="preserve">করেই </w:t>
+            </w:r>
+            <w:r>
+              <w:rPr>
+                <w:sz w:val="12"/>
+                <w:szCs w:val="12"/>
+                <w:lang w:bidi="bn-IN"/>
+              </w:rPr>
+              <w:t>server</w:t>
+            </w:r>
+            <w:r>
+              <w:rPr>
+                <w:b/>
+                <w:bCs/>
+                <w:sz w:val="12"/>
+                <w:szCs w:val="12"/>
+              </w:rPr>
+              <w:t>-</w:t>
+            </w:r>
+            <w:r>
+              <w:rPr>
+                <w:b/>
+                <w:bCs/>
+                <w:sz w:val="12"/>
+                <w:szCs w:val="12"/>
+                <w:cs/>
+                <w:lang w:bidi="bn-IN"/>
+              </w:rPr>
+              <w:t>এর</w:t>
+            </w:r>
+            <w:r>
+              <w:rPr>
+                <w:sz w:val="12"/>
+                <w:szCs w:val="12"/>
+                <w:lang w:bidi="bn-IN"/>
+              </w:rPr>
+              <w:t xml:space="preserve"> </w:t>
+            </w:r>
+            <w:r>
+              <w:rPr>
+                <w:sz w:val="12"/>
+                <w:szCs w:val="12"/>
+                <w:cs/>
+                <w:lang w:bidi="bn-IN"/>
+              </w:rPr>
+              <w:t xml:space="preserve">সাথে </w:t>
+            </w:r>
+            <w:r>
+              <w:rPr>
+                <w:sz w:val="12"/>
+                <w:szCs w:val="12"/>
+                <w:lang w:bidi="bn-IN"/>
+              </w:rPr>
+              <w:t xml:space="preserve">data </w:t>
+            </w:r>
+            <w:r>
+              <w:rPr>
+                <w:sz w:val="12"/>
+                <w:szCs w:val="12"/>
+                <w:cs/>
+                <w:lang w:bidi="bn-IN"/>
+              </w:rPr>
+              <w:t>আদান-প্রদান করতে পারে</w:t>
+            </w:r>
+            <w:r>
+              <w:rPr>
+                <w:sz w:val="12"/>
+                <w:szCs w:val="12"/>
+                <w:cs/>
+                <w:lang w:bidi="hi-IN"/>
+              </w:rPr>
+              <w:t>।</w:t>
+            </w:r>
+          </w:p>
+          <w:p>
+            <w:pPr>
+              <w:spacing w:line="360" w:lineRule="auto"/>
+              <w:rPr>
+                <w:sz w:val="12"/>
+                <w:szCs w:val="12"/>
+              </w:rPr>
+            </w:pPr>
+            <w:r>
+              <w:rPr>
+                <w:b/>
+                <w:bCs/>
+                <w:sz w:val="12"/>
+                <w:szCs w:val="12"/>
+              </w:rPr>
+              <w:t>2.</w:t>
+            </w:r>
+            <w:r>
+              <w:rPr>
+                <w:b/>
+                <w:bCs/>
+                <w:sz w:val="12"/>
+                <w:szCs w:val="12"/>
+              </w:rPr>
+              <w:t xml:space="preserve">HTTP Request </w:t>
+            </w:r>
+            <w:r>
+              <w:rPr>
+                <w:b/>
+                <w:bCs/>
+                <w:sz w:val="12"/>
+                <w:szCs w:val="12"/>
+                <w:cs/>
+                <w:lang w:bidi="bn-IN"/>
+              </w:rPr>
+              <w:t>পাঠাতে পারে</w:t>
+            </w:r>
+          </w:p>
+          <w:p>
+            <w:pPr>
+              <w:spacing w:line="360" w:lineRule="auto"/>
+              <w:rPr>
+                <w:sz w:val="12"/>
+                <w:szCs w:val="12"/>
+              </w:rPr>
+            </w:pPr>
+            <w:r>
+              <w:rPr>
+                <w:b/>
+                <w:bCs/>
+                <w:sz w:val="12"/>
+                <w:szCs w:val="12"/>
+              </w:rPr>
+              <w:t xml:space="preserve">XHR </w:t>
+            </w:r>
+            <w:r>
+              <w:rPr>
+                <w:sz w:val="12"/>
+                <w:szCs w:val="12"/>
+              </w:rPr>
+              <w:t xml:space="preserve">GET, POST, PUT, PATCH, DELETE </w:t>
+            </w:r>
+            <w:r>
+              <w:rPr>
+                <w:sz w:val="12"/>
+                <w:szCs w:val="12"/>
+                <w:cs/>
+                <w:lang w:bidi="bn-IN"/>
+              </w:rPr>
+              <w:t xml:space="preserve">ইত্যাদি </w:t>
+            </w:r>
+            <w:r>
+              <w:rPr>
+                <w:sz w:val="12"/>
+                <w:szCs w:val="12"/>
+              </w:rPr>
+              <w:t xml:space="preserve">HTTP Method </w:t>
+            </w:r>
+            <w:r>
+              <w:rPr>
+                <w:sz w:val="12"/>
+                <w:szCs w:val="12"/>
+                <w:cs/>
+                <w:lang w:bidi="bn-IN"/>
+              </w:rPr>
+              <w:t xml:space="preserve">ব্যবহার করে </w:t>
+            </w:r>
+            <w:r>
+              <w:rPr>
+                <w:sz w:val="12"/>
+                <w:szCs w:val="12"/>
+                <w:lang w:bidi="bn-IN"/>
+              </w:rPr>
+              <w:t xml:space="preserve">HTTP </w:t>
+            </w:r>
+            <w:r>
+              <w:rPr>
+                <w:sz w:val="12"/>
+                <w:szCs w:val="12"/>
+              </w:rPr>
+              <w:t xml:space="preserve">request </w:t>
+            </w:r>
+            <w:r>
+              <w:rPr>
+                <w:sz w:val="12"/>
+                <w:szCs w:val="12"/>
+                <w:cs/>
+                <w:lang w:bidi="bn-IN"/>
+              </w:rPr>
+              <w:t>পাঠাতে পারে</w:t>
+            </w:r>
+            <w:r>
+              <w:rPr>
+                <w:sz w:val="12"/>
+                <w:szCs w:val="12"/>
+                <w:cs/>
+                <w:lang w:bidi="hi-IN"/>
+              </w:rPr>
+              <w:t>।</w:t>
+            </w:r>
+          </w:p>
+          <w:p>
+            <w:pPr>
+              <w:spacing w:line="360" w:lineRule="auto"/>
+              <w:rPr>
+                <w:sz w:val="12"/>
+                <w:szCs w:val="12"/>
+              </w:rPr>
+            </w:pPr>
+            <w:r>
+              <w:rPr>
+                <w:b/>
+                <w:bCs/>
+                <w:sz w:val="12"/>
+                <w:szCs w:val="12"/>
+              </w:rPr>
+              <w:t>3.</w:t>
+            </w:r>
+            <w:r>
+              <w:rPr>
+                <w:b/>
+                <w:bCs/>
+                <w:sz w:val="12"/>
+                <w:szCs w:val="12"/>
+              </w:rPr>
+              <w:t xml:space="preserve">Server </w:t>
+            </w:r>
+            <w:r>
+              <w:rPr>
+                <w:b/>
+                <w:bCs/>
+                <w:sz w:val="12"/>
+                <w:szCs w:val="12"/>
+                <w:cs/>
+                <w:lang w:bidi="bn-IN"/>
+              </w:rPr>
+              <w:t xml:space="preserve">থেকে </w:t>
+            </w:r>
+            <w:r>
+              <w:rPr>
+                <w:b/>
+                <w:bCs/>
+                <w:sz w:val="12"/>
+                <w:szCs w:val="12"/>
+                <w:lang w:bidi="bn-IN"/>
+              </w:rPr>
+              <w:t xml:space="preserve">HTTP </w:t>
+            </w:r>
+            <w:r>
+              <w:rPr>
+                <w:b/>
+                <w:bCs/>
+                <w:sz w:val="12"/>
+                <w:szCs w:val="12"/>
+              </w:rPr>
+              <w:t xml:space="preserve">Response </w:t>
+            </w:r>
+            <w:r>
+              <w:rPr>
+                <w:b/>
+                <w:bCs/>
+                <w:sz w:val="12"/>
+                <w:szCs w:val="12"/>
+                <w:cs/>
+                <w:lang w:bidi="bn-IN"/>
+              </w:rPr>
+              <w:t>গ্রহণ করে</w:t>
+            </w:r>
+          </w:p>
+          <w:p>
+            <w:pPr>
+              <w:spacing w:line="360" w:lineRule="auto"/>
+              <w:rPr>
+                <w:sz w:val="12"/>
+                <w:szCs w:val="12"/>
+              </w:rPr>
+            </w:pPr>
+            <w:r>
+              <w:rPr>
+                <w:b/>
+                <w:bCs/>
+                <w:sz w:val="12"/>
+                <w:szCs w:val="12"/>
+              </w:rPr>
+              <w:t xml:space="preserve">XHR </w:t>
+            </w:r>
+            <w:r>
+              <w:rPr>
+                <w:b/>
+                <w:bCs/>
+                <w:sz w:val="12"/>
+                <w:szCs w:val="12"/>
+              </w:rPr>
+              <w:t xml:space="preserve">server </w:t>
+            </w:r>
+            <w:r>
+              <w:rPr>
+                <w:sz w:val="12"/>
+                <w:szCs w:val="12"/>
+                <w:cs/>
+                <w:lang w:bidi="bn-IN"/>
+              </w:rPr>
+              <w:t xml:space="preserve">থেকে </w:t>
+            </w:r>
+            <w:r>
+              <w:rPr>
+                <w:sz w:val="12"/>
+                <w:szCs w:val="12"/>
+              </w:rPr>
+              <w:t xml:space="preserve">Text, JSON, XML, HTML </w:t>
+            </w:r>
+            <w:r>
+              <w:rPr>
+                <w:sz w:val="12"/>
+                <w:szCs w:val="12"/>
+                <w:cs/>
+                <w:lang w:bidi="bn-IN"/>
+              </w:rPr>
+              <w:t xml:space="preserve">ইত্যাদি বিভিন্ন ধরনের </w:t>
+            </w:r>
+            <w:r>
+              <w:rPr>
+                <w:sz w:val="12"/>
+                <w:szCs w:val="12"/>
+              </w:rPr>
+              <w:t xml:space="preserve">response </w:t>
+            </w:r>
+            <w:r>
+              <w:rPr>
+                <w:sz w:val="12"/>
+                <w:szCs w:val="12"/>
+                <w:cs/>
+                <w:lang w:bidi="bn-IN"/>
+              </w:rPr>
+              <w:t>গ্রহণ করতে পারে</w:t>
+            </w:r>
+            <w:r>
+              <w:rPr>
+                <w:sz w:val="12"/>
+                <w:szCs w:val="12"/>
+                <w:cs/>
+                <w:lang w:bidi="hi-IN"/>
+              </w:rPr>
+              <w:t>।</w:t>
+            </w:r>
+          </w:p>
+          <w:p>
+            <w:pPr>
+              <w:spacing w:line="360" w:lineRule="auto"/>
+              <w:rPr>
+                <w:sz w:val="12"/>
+                <w:szCs w:val="12"/>
+              </w:rPr>
+            </w:pPr>
+            <w:r>
+              <w:rPr>
+                <w:b/>
+                <w:bCs/>
+                <w:sz w:val="12"/>
+                <w:szCs w:val="12"/>
+              </w:rPr>
+              <w:t>4.</w:t>
+            </w:r>
+            <w:r>
+              <w:rPr>
+                <w:b/>
+                <w:bCs/>
+                <w:sz w:val="12"/>
+                <w:szCs w:val="12"/>
+              </w:rPr>
+              <w:t>Dynamic Content Update</w:t>
+            </w:r>
+          </w:p>
+          <w:p>
+            <w:pPr>
+              <w:spacing w:line="360" w:lineRule="auto"/>
+              <w:rPr>
+                <w:sz w:val="12"/>
+                <w:szCs w:val="12"/>
+              </w:rPr>
+            </w:pPr>
+            <w:r>
+              <w:rPr>
+                <w:b/>
+                <w:bCs/>
+                <w:sz w:val="12"/>
+                <w:szCs w:val="12"/>
+              </w:rPr>
+              <w:t xml:space="preserve">XHR </w:t>
+            </w:r>
+            <w:r>
+              <w:rPr>
+                <w:sz w:val="12"/>
+                <w:szCs w:val="12"/>
+                <w:cs/>
+                <w:lang w:bidi="bn-IN"/>
+              </w:rPr>
+              <w:t>সম্পূর্ণ</w:t>
+            </w:r>
+            <w:r>
+              <w:rPr>
+                <w:sz w:val="12"/>
+                <w:szCs w:val="12"/>
+                <w:lang w:bidi="bn-IN"/>
+              </w:rPr>
+              <w:t xml:space="preserve"> page refresh </w:t>
+            </w:r>
+            <w:r>
+              <w:rPr>
+                <w:sz w:val="12"/>
+                <w:szCs w:val="12"/>
+                <w:cs/>
+                <w:lang w:bidi="bn-IN"/>
+              </w:rPr>
+              <w:t>না করে নির্দিষ্ট অংশের তথ্য পরিবর্তন</w:t>
+            </w:r>
+            <w:r>
+              <w:rPr>
+                <w:sz w:val="12"/>
+                <w:szCs w:val="12"/>
+                <w:lang w:bidi="bn-IN"/>
+              </w:rPr>
+              <w:t xml:space="preserve"> </w:t>
+            </w:r>
+            <w:r>
+              <w:rPr>
+                <w:sz w:val="12"/>
+                <w:szCs w:val="12"/>
+                <w:cs/>
+                <w:lang w:bidi="bn-IN"/>
+              </w:rPr>
+              <w:t>করতে পারে</w:t>
+            </w:r>
+            <w:r>
+              <w:rPr>
+                <w:sz w:val="12"/>
+                <w:szCs w:val="12"/>
+                <w:cs/>
+                <w:lang w:bidi="hi-IN"/>
+              </w:rPr>
+              <w:t>।</w:t>
+            </w:r>
+          </w:p>
+          <w:p>
+            <w:pPr>
+              <w:spacing w:line="360" w:lineRule="auto"/>
+              <w:rPr>
+                <w:sz w:val="12"/>
+                <w:szCs w:val="12"/>
+              </w:rPr>
+            </w:pPr>
+            <w:r>
+              <w:rPr>
+                <w:b/>
+                <w:bCs/>
+                <w:sz w:val="12"/>
+                <w:szCs w:val="12"/>
+              </w:rPr>
+              <w:t>5.</w:t>
+            </w:r>
+            <w:r>
+              <w:rPr>
+                <w:b/>
+                <w:bCs/>
+                <w:sz w:val="12"/>
+                <w:szCs w:val="12"/>
+              </w:rPr>
+              <w:t>Event-Driven</w:t>
+            </w:r>
+          </w:p>
+          <w:p>
+            <w:pPr>
+              <w:spacing w:line="360" w:lineRule="auto"/>
+              <w:rPr>
+                <w:sz w:val="12"/>
+                <w:szCs w:val="12"/>
+              </w:rPr>
+            </w:pPr>
+            <w:r>
+              <w:rPr>
+                <w:b/>
+                <w:bCs/>
+                <w:sz w:val="12"/>
+                <w:szCs w:val="12"/>
+              </w:rPr>
+              <w:t xml:space="preserve">XHR </w:t>
+            </w:r>
+            <w:r>
+              <w:rPr>
+                <w:b/>
+                <w:bCs/>
+                <w:sz w:val="12"/>
+                <w:szCs w:val="12"/>
+              </w:rPr>
+              <w:t xml:space="preserve">HTTP </w:t>
+            </w:r>
+            <w:r>
+              <w:rPr>
+                <w:sz w:val="12"/>
+                <w:szCs w:val="12"/>
+              </w:rPr>
+              <w:t>Request-</w:t>
+            </w:r>
+            <w:r>
+              <w:rPr>
+                <w:sz w:val="12"/>
+                <w:szCs w:val="12"/>
+                <w:cs/>
+                <w:lang w:bidi="bn-IN"/>
+              </w:rPr>
+              <w:t xml:space="preserve">এর বিভিন্ন </w:t>
+            </w:r>
+            <w:proofErr w:type="gramStart"/>
+            <w:r>
+              <w:rPr>
+                <w:sz w:val="12"/>
+                <w:szCs w:val="12"/>
+                <w:cs/>
+                <w:lang w:bidi="bn-IN"/>
+              </w:rPr>
+              <w:t>ধাপ(</w:t>
+            </w:r>
+            <w:proofErr w:type="gramEnd"/>
+            <w:r>
+              <w:rPr>
+                <w:sz w:val="12"/>
+                <w:szCs w:val="12"/>
+                <w:cs/>
+                <w:lang w:bidi="bn-IN"/>
+              </w:rPr>
+              <w:t xml:space="preserve">যেমন </w:t>
+            </w:r>
+            <w:r>
+              <w:rPr>
+                <w:sz w:val="12"/>
+                <w:szCs w:val="12"/>
+              </w:rPr>
+              <w:t>loading, success, error) event-</w:t>
+            </w:r>
+            <w:r>
+              <w:rPr>
+                <w:sz w:val="12"/>
+                <w:szCs w:val="12"/>
+                <w:cs/>
+                <w:lang w:bidi="bn-IN"/>
+              </w:rPr>
+              <w:t>এর মাধ্যমে পর্যবেক্ষণ করা যায়</w:t>
+            </w:r>
+            <w:r>
+              <w:rPr>
+                <w:sz w:val="12"/>
+                <w:szCs w:val="12"/>
+                <w:cs/>
+                <w:lang w:bidi="hi-IN"/>
+              </w:rPr>
+              <w:t>।</w:t>
+            </w:r>
+          </w:p>
+          <w:p>
+            <w:pPr>
+              <w:spacing w:line="360" w:lineRule="auto"/>
+              <w:rPr>
+                <w:sz w:val="12"/>
+                <w:szCs w:val="12"/>
+              </w:rPr>
+            </w:pPr>
+            <w:r>
+              <w:rPr>
+                <w:b/>
+                <w:bCs/>
+                <w:sz w:val="12"/>
+                <w:szCs w:val="12"/>
+              </w:rPr>
+              <w:t>6.</w:t>
+            </w:r>
+            <w:r>
+              <w:rPr>
+                <w:b/>
+                <w:bCs/>
+                <w:sz w:val="12"/>
+                <w:szCs w:val="12"/>
+              </w:rPr>
+              <w:t xml:space="preserve">HTTP </w:t>
+            </w:r>
+            <w:r>
+              <w:rPr>
+                <w:b/>
+                <w:bCs/>
+                <w:sz w:val="12"/>
+                <w:szCs w:val="12"/>
+              </w:rPr>
+              <w:t xml:space="preserve">Request Header </w:t>
+            </w:r>
+            <w:r>
+              <w:rPr>
+                <w:b/>
+                <w:bCs/>
+                <w:sz w:val="12"/>
+                <w:szCs w:val="12"/>
+                <w:cs/>
+                <w:lang w:bidi="bn-IN"/>
+              </w:rPr>
+              <w:t>নিয়ন্ত্রণ</w:t>
+            </w:r>
+          </w:p>
+          <w:p>
+            <w:pPr>
+              <w:spacing w:line="360" w:lineRule="auto"/>
+              <w:rPr>
+                <w:sz w:val="12"/>
+                <w:szCs w:val="12"/>
+              </w:rPr>
+            </w:pPr>
+            <w:r>
+              <w:rPr>
+                <w:b/>
+                <w:bCs/>
+                <w:sz w:val="12"/>
+                <w:szCs w:val="12"/>
+              </w:rPr>
+              <w:t xml:space="preserve">XHR </w:t>
+            </w:r>
+            <w:r>
+              <w:rPr>
+                <w:sz w:val="12"/>
+                <w:szCs w:val="12"/>
+              </w:rPr>
+              <w:t>Custom HTTP Header (</w:t>
+            </w:r>
+            <w:r>
+              <w:rPr>
+                <w:sz w:val="12"/>
+                <w:szCs w:val="12"/>
+                <w:cs/>
+                <w:lang w:bidi="bn-IN"/>
+              </w:rPr>
+              <w:t>যেমন</w:t>
+            </w:r>
+            <w:r>
+              <w:rPr>
+                <w:sz w:val="12"/>
+                <w:szCs w:val="12"/>
+              </w:rPr>
+              <w:t xml:space="preserve"> Content-Type, Authorization) </w:t>
+            </w:r>
+            <w:r>
+              <w:rPr>
+                <w:sz w:val="12"/>
+                <w:szCs w:val="12"/>
+                <w:cs/>
+                <w:lang w:bidi="bn-IN"/>
+              </w:rPr>
+              <w:t>সেট করা যায়</w:t>
+            </w:r>
+            <w:r>
+              <w:rPr>
+                <w:sz w:val="12"/>
+                <w:szCs w:val="12"/>
+                <w:cs/>
+                <w:lang w:bidi="hi-IN"/>
+              </w:rPr>
+              <w:t>।</w:t>
+            </w:r>
+          </w:p>
+          <w:p>
+            <w:pPr>
+              <w:spacing w:line="360" w:lineRule="auto"/>
+              <w:rPr>
+                <w:sz w:val="12"/>
+                <w:szCs w:val="12"/>
+              </w:rPr>
+            </w:pPr>
+            <w:r>
+              <w:rPr>
+                <w:b/>
+                <w:bCs/>
+                <w:sz w:val="12"/>
+                <w:szCs w:val="12"/>
+              </w:rPr>
+              <w:t>7.</w:t>
+            </w:r>
+            <w:r>
+              <w:rPr>
+                <w:b/>
+                <w:bCs/>
+                <w:sz w:val="12"/>
+                <w:szCs w:val="12"/>
+              </w:rPr>
+              <w:t xml:space="preserve">HTTP </w:t>
+            </w:r>
+            <w:r>
+              <w:rPr>
+                <w:b/>
+                <w:bCs/>
+                <w:sz w:val="12"/>
+                <w:szCs w:val="12"/>
+              </w:rPr>
+              <w:t xml:space="preserve">Response Status </w:t>
+            </w:r>
+            <w:r>
+              <w:rPr>
+                <w:b/>
+                <w:bCs/>
+                <w:sz w:val="12"/>
+                <w:szCs w:val="12"/>
+                <w:cs/>
+                <w:lang w:bidi="bn-IN"/>
+              </w:rPr>
+              <w:t>পাওয়া যায়</w:t>
+            </w:r>
+          </w:p>
+          <w:p>
+            <w:pPr>
+              <w:spacing w:line="360" w:lineRule="auto"/>
+              <w:rPr>
+                <w:sz w:val="12"/>
+                <w:szCs w:val="12"/>
+              </w:rPr>
+            </w:pPr>
+            <w:r>
+              <w:rPr>
+                <w:b/>
+                <w:bCs/>
+                <w:sz w:val="12"/>
+                <w:szCs w:val="12"/>
+              </w:rPr>
+              <w:t xml:space="preserve">XHR </w:t>
+            </w:r>
+            <w:r>
+              <w:rPr>
+                <w:sz w:val="12"/>
+                <w:szCs w:val="12"/>
+              </w:rPr>
+              <w:t>HTTP Status Code (</w:t>
+            </w:r>
+            <w:r>
+              <w:rPr>
+                <w:sz w:val="12"/>
+                <w:szCs w:val="12"/>
+                <w:cs/>
+                <w:lang w:bidi="bn-IN"/>
+              </w:rPr>
+              <w:t xml:space="preserve">যেমন </w:t>
+            </w:r>
+            <w:r>
+              <w:rPr>
+                <w:sz w:val="12"/>
+                <w:szCs w:val="12"/>
+              </w:rPr>
+              <w:t xml:space="preserve">200, 404, 500) </w:t>
+            </w:r>
+            <w:r>
+              <w:rPr>
+                <w:sz w:val="12"/>
+                <w:szCs w:val="12"/>
+                <w:cs/>
+                <w:lang w:bidi="bn-IN"/>
+              </w:rPr>
+              <w:t xml:space="preserve">পরীক্ষা করে </w:t>
+            </w:r>
+            <w:r>
+              <w:rPr>
+                <w:sz w:val="12"/>
+                <w:szCs w:val="12"/>
+              </w:rPr>
+              <w:t xml:space="preserve">request </w:t>
+            </w:r>
+            <w:r>
+              <w:rPr>
+                <w:sz w:val="12"/>
+                <w:szCs w:val="12"/>
+                <w:cs/>
+                <w:lang w:bidi="bn-IN"/>
+              </w:rPr>
+              <w:t>সফল হয়েছে কিনা জানা যায়</w:t>
+            </w:r>
+            <w:r>
+              <w:rPr>
+                <w:sz w:val="12"/>
+                <w:szCs w:val="12"/>
+                <w:cs/>
+                <w:lang w:bidi="hi-IN"/>
+              </w:rPr>
+              <w:t>।</w:t>
+            </w:r>
+          </w:p>
+          <w:p>
+            <w:pPr>
+              <w:spacing w:line="360" w:lineRule="auto"/>
+              <w:rPr>
+                <w:sz w:val="12"/>
+                <w:szCs w:val="12"/>
+              </w:rPr>
+            </w:pPr>
+            <w:r>
+              <w:rPr>
+                <w:b/>
+                <w:bCs/>
+                <w:sz w:val="12"/>
+                <w:szCs w:val="12"/>
+              </w:rPr>
+              <w:t>8.</w:t>
+            </w:r>
+            <w:r>
+              <w:rPr>
+                <w:b/>
+                <w:bCs/>
+                <w:sz w:val="12"/>
+                <w:szCs w:val="12"/>
+              </w:rPr>
+              <w:t xml:space="preserve">Cross-Origin Request </w:t>
+            </w:r>
+            <w:r>
+              <w:rPr>
+                <w:b/>
+                <w:bCs/>
+                <w:sz w:val="12"/>
+                <w:szCs w:val="12"/>
+                <w:cs/>
+                <w:lang w:bidi="bn-IN"/>
+              </w:rPr>
+              <w:t>সমর্থন করে</w:t>
+            </w:r>
+          </w:p>
+          <w:p>
+            <w:pPr>
+              <w:spacing w:line="360" w:lineRule="auto"/>
+              <w:rPr>
+                <w:sz w:val="12"/>
+                <w:szCs w:val="12"/>
+                <w:lang w:bidi="bn-IN"/>
+              </w:rPr>
+            </w:pPr>
+            <w:r>
+              <w:rPr>
+                <w:b/>
+                <w:bCs/>
+                <w:sz w:val="12"/>
+                <w:szCs w:val="12"/>
+              </w:rPr>
+              <w:t xml:space="preserve">XHR </w:t>
+            </w:r>
+            <w:r>
+              <w:rPr>
+                <w:sz w:val="12"/>
+                <w:szCs w:val="12"/>
+              </w:rPr>
+              <w:t xml:space="preserve">CORS (Cross-Origin Resource Sharing) </w:t>
+            </w:r>
+            <w:r>
+              <w:rPr>
+                <w:sz w:val="12"/>
+                <w:szCs w:val="12"/>
+                <w:cs/>
+                <w:lang w:bidi="bn-IN"/>
+              </w:rPr>
+              <w:t xml:space="preserve">কনফিগার করা থাকলে </w:t>
+            </w:r>
+          </w:p>
+          <w:p>
+            <w:pPr>
+              <w:spacing w:line="360" w:lineRule="auto"/>
+              <w:rPr>
+                <w:sz w:val="12"/>
+                <w:szCs w:val="12"/>
+              </w:rPr>
+            </w:pPr>
+            <w:r>
+              <w:rPr>
+                <w:sz w:val="12"/>
+                <w:szCs w:val="12"/>
+                <w:cs/>
+                <w:lang w:bidi="bn-IN"/>
+              </w:rPr>
+              <w:t>অন্য</w:t>
+            </w:r>
+            <w:r>
+              <w:rPr>
+                <w:sz w:val="12"/>
+                <w:szCs w:val="12"/>
+                <w:lang w:bidi="bn-IN"/>
+              </w:rPr>
+              <w:t xml:space="preserve"> domain </w:t>
+            </w:r>
+            <w:proofErr w:type="spellStart"/>
+            <w:r>
+              <w:rPr>
+                <w:sz w:val="12"/>
+                <w:szCs w:val="12"/>
+                <w:lang w:bidi="bn-IN"/>
+              </w:rPr>
+              <w:t>ar</w:t>
+            </w:r>
+            <w:proofErr w:type="spellEnd"/>
+            <w:r>
+              <w:rPr>
+                <w:sz w:val="12"/>
+                <w:szCs w:val="12"/>
+                <w:lang w:bidi="bn-IN"/>
+              </w:rPr>
+              <w:t xml:space="preserve"> server a </w:t>
+            </w:r>
+            <w:r>
+              <w:rPr>
+                <w:sz w:val="12"/>
+                <w:szCs w:val="12"/>
+                <w:cs/>
+                <w:lang w:bidi="bn-IN"/>
+              </w:rPr>
+              <w:t xml:space="preserve">ও </w:t>
+            </w:r>
+            <w:r>
+              <w:rPr>
+                <w:sz w:val="12"/>
+                <w:szCs w:val="12"/>
+              </w:rPr>
+              <w:t xml:space="preserve">request </w:t>
+            </w:r>
+            <w:r>
+              <w:rPr>
+                <w:sz w:val="12"/>
+                <w:szCs w:val="12"/>
+                <w:cs/>
+                <w:lang w:bidi="bn-IN"/>
+              </w:rPr>
+              <w:t>পাঠানো যায়</w:t>
+            </w:r>
+            <w:r>
+              <w:rPr>
+                <w:sz w:val="12"/>
+                <w:szCs w:val="12"/>
+                <w:cs/>
+                <w:lang w:bidi="hi-IN"/>
+              </w:rPr>
+              <w:t>।</w:t>
+            </w:r>
+          </w:p>
+          <w:p>
+            <w:pPr>
+              <w:spacing w:line="360" w:lineRule="auto"/>
+              <w:rPr>
+                <w:sz w:val="12"/>
+                <w:szCs w:val="12"/>
+              </w:rPr>
+            </w:pPr>
+            <w:r>
+              <w:rPr>
+                <w:b/>
+                <w:bCs/>
+                <w:sz w:val="12"/>
+                <w:szCs w:val="12"/>
+              </w:rPr>
+              <w:t>9.</w:t>
+            </w:r>
+            <w:r>
+              <w:rPr>
+                <w:b/>
+                <w:bCs/>
+                <w:sz w:val="12"/>
+                <w:szCs w:val="12"/>
+              </w:rPr>
+              <w:t>Browser Built-in API</w:t>
+            </w:r>
+          </w:p>
+          <w:p>
+            <w:pPr>
+              <w:spacing w:line="360" w:lineRule="auto"/>
+              <w:rPr>
+                <w:sz w:val="12"/>
+                <w:szCs w:val="12"/>
+              </w:rPr>
+            </w:pPr>
+            <w:r>
+              <w:rPr>
+                <w:sz w:val="12"/>
+                <w:szCs w:val="12"/>
+              </w:rPr>
+              <w:t xml:space="preserve">XHR </w:t>
+            </w:r>
+            <w:r>
+              <w:rPr>
+                <w:sz w:val="12"/>
+                <w:szCs w:val="12"/>
+              </w:rPr>
+              <w:t xml:space="preserve">browser </w:t>
+            </w:r>
+            <w:proofErr w:type="spellStart"/>
+            <w:r>
+              <w:rPr>
+                <w:sz w:val="12"/>
+                <w:szCs w:val="12"/>
+              </w:rPr>
+              <w:t>ar</w:t>
+            </w:r>
+            <w:proofErr w:type="spellEnd"/>
+            <w:r>
+              <w:rPr>
+                <w:sz w:val="12"/>
+                <w:szCs w:val="12"/>
+              </w:rPr>
+              <w:t xml:space="preserve"> built </w:t>
+            </w:r>
+            <w:proofErr w:type="gramStart"/>
+            <w:r>
+              <w:rPr>
+                <w:sz w:val="12"/>
+                <w:szCs w:val="12"/>
+              </w:rPr>
+              <w:t xml:space="preserve">in </w:t>
+            </w:r>
+            <w:r>
+              <w:rPr>
+                <w:sz w:val="12"/>
+                <w:szCs w:val="12"/>
+                <w:cs/>
+                <w:lang w:bidi="bn-IN"/>
+              </w:rPr>
+              <w:t xml:space="preserve"> </w:t>
+            </w:r>
+            <w:r>
+              <w:rPr>
+                <w:sz w:val="12"/>
+                <w:szCs w:val="12"/>
+              </w:rPr>
+              <w:t>JavaScript</w:t>
+            </w:r>
+            <w:proofErr w:type="gramEnd"/>
+            <w:r>
+              <w:rPr>
+                <w:sz w:val="12"/>
+                <w:szCs w:val="12"/>
+              </w:rPr>
+              <w:t xml:space="preserve"> API, </w:t>
+            </w:r>
+          </w:p>
+          <w:p>
+            <w:pPr>
+              <w:spacing w:line="360" w:lineRule="auto"/>
+              <w:rPr>
+                <w:sz w:val="12"/>
+                <w:szCs w:val="12"/>
+              </w:rPr>
+            </w:pPr>
+            <w:r>
+              <w:rPr>
+                <w:sz w:val="12"/>
+                <w:szCs w:val="12"/>
+                <w:cs/>
+                <w:lang w:bidi="bn-IN"/>
+              </w:rPr>
+              <w:t xml:space="preserve">তাই </w:t>
+            </w:r>
+            <w:r>
+              <w:rPr>
+                <w:b/>
+                <w:bCs/>
+                <w:sz w:val="12"/>
+                <w:szCs w:val="12"/>
+              </w:rPr>
+              <w:t xml:space="preserve">XHR </w:t>
+            </w:r>
+            <w:r>
+              <w:rPr>
+                <w:sz w:val="12"/>
+                <w:szCs w:val="12"/>
+                <w:cs/>
+                <w:lang w:bidi="bn-IN"/>
+              </w:rPr>
+              <w:t xml:space="preserve">ব্যবহার করতে কোনো অতিরিক্ত </w:t>
+            </w:r>
+            <w:r>
+              <w:rPr>
+                <w:sz w:val="12"/>
+                <w:szCs w:val="12"/>
+                <w:lang w:bidi="bn-IN"/>
+              </w:rPr>
+              <w:t xml:space="preserve">library </w:t>
+            </w:r>
+            <w:proofErr w:type="spellStart"/>
+            <w:r>
+              <w:rPr>
+                <w:sz w:val="12"/>
+                <w:szCs w:val="12"/>
+                <w:lang w:bidi="bn-IN"/>
+              </w:rPr>
+              <w:t>ar</w:t>
+            </w:r>
+            <w:proofErr w:type="spellEnd"/>
+            <w:r>
+              <w:rPr>
+                <w:sz w:val="12"/>
+                <w:szCs w:val="12"/>
+                <w:lang w:bidi="bn-IN"/>
+              </w:rPr>
+              <w:t xml:space="preserve"> </w:t>
+            </w:r>
+            <w:r>
+              <w:rPr>
+                <w:sz w:val="12"/>
+                <w:szCs w:val="12"/>
+                <w:cs/>
+                <w:lang w:bidi="bn-IN"/>
+              </w:rPr>
+              <w:t>প্রয়োজন হয় না</w:t>
+            </w:r>
+            <w:r>
+              <w:rPr>
+                <w:sz w:val="12"/>
+                <w:szCs w:val="12"/>
+                <w:cs/>
+                <w:lang w:bidi="hi-IN"/>
+              </w:rPr>
+              <w:t>।</w:t>
+            </w:r>
+          </w:p>
+          <w:p>
+            <w:pPr>
+              <w:spacing w:line="360" w:lineRule="auto"/>
+              <w:rPr>
+                <w:b/>
+                <w:bCs/>
+                <w:sz w:val="12"/>
+                <w:szCs w:val="12"/>
+              </w:rPr>
+            </w:pPr>
+            <w:r>
+              <w:rPr>
+                <w:b/>
+                <w:bCs/>
+                <w:sz w:val="12"/>
+                <w:szCs w:val="12"/>
+              </w:rPr>
+              <w:t>10.</w:t>
+            </w:r>
+            <w:r>
+              <w:rPr>
+                <w:b/>
+                <w:bCs/>
+                <w:sz w:val="12"/>
+                <w:szCs w:val="12"/>
+              </w:rPr>
+              <w:t>Fetch API-</w:t>
+            </w:r>
+            <w:r>
+              <w:rPr>
+                <w:b/>
+                <w:bCs/>
+                <w:sz w:val="12"/>
+                <w:szCs w:val="12"/>
+                <w:cs/>
+                <w:lang w:bidi="bn-IN"/>
+              </w:rPr>
+              <w:t>এর পূর্বসূরি</w:t>
+            </w:r>
+          </w:p>
+          <w:p>
+            <w:pPr>
+              <w:spacing w:line="360" w:lineRule="auto"/>
+              <w:rPr>
+                <w:sz w:val="12"/>
+                <w:szCs w:val="12"/>
+                <w:lang w:bidi="bn-IN"/>
+              </w:rPr>
+            </w:pPr>
+            <w:r>
+              <w:rPr>
+                <w:sz w:val="12"/>
+                <w:szCs w:val="12"/>
+              </w:rPr>
+              <w:t xml:space="preserve">XHR </w:t>
+            </w:r>
+            <w:r>
+              <w:rPr>
+                <w:sz w:val="12"/>
+                <w:szCs w:val="12"/>
+                <w:cs/>
+                <w:lang w:bidi="bn-IN"/>
+              </w:rPr>
+              <w:t xml:space="preserve">দীর্ঘদিন ধরে </w:t>
+            </w:r>
+            <w:r>
+              <w:rPr>
+                <w:sz w:val="12"/>
+                <w:szCs w:val="12"/>
+              </w:rPr>
+              <w:t>AJAX request-</w:t>
+            </w:r>
+            <w:r>
+              <w:rPr>
+                <w:sz w:val="12"/>
+                <w:szCs w:val="12"/>
+                <w:cs/>
+                <w:lang w:bidi="bn-IN"/>
+              </w:rPr>
+              <w:t xml:space="preserve">এর জন্য ব্যবহৃত হয়েছে। </w:t>
+            </w:r>
+          </w:p>
+          <w:p>
+            <w:pPr>
+              <w:spacing w:line="360" w:lineRule="auto"/>
+              <w:rPr>
+                <w:sz w:val="12"/>
+                <w:szCs w:val="12"/>
+              </w:rPr>
+            </w:pPr>
+            <w:r>
+              <w:rPr>
+                <w:sz w:val="12"/>
+                <w:szCs w:val="12"/>
+                <w:cs/>
+                <w:lang w:bidi="bn-IN"/>
+              </w:rPr>
+              <w:t>বর্তমানে</w:t>
+            </w:r>
+            <w:r>
+              <w:rPr>
+                <w:sz w:val="12"/>
+                <w:szCs w:val="12"/>
+              </w:rPr>
+              <w:t xml:space="preserve"> Fetch API XHR-</w:t>
+            </w:r>
+            <w:r>
+              <w:rPr>
+                <w:sz w:val="12"/>
+                <w:szCs w:val="12"/>
+                <w:cs/>
+                <w:lang w:bidi="bn-IN"/>
+              </w:rPr>
+              <w:t>এর আধুনিক ও সহজ বিকল্প হিসেবে বেশি ব্যবহৃত হয়</w:t>
+            </w:r>
+            <w:r>
+              <w:rPr>
+                <w:sz w:val="12"/>
+                <w:szCs w:val="12"/>
+                <w:cs/>
+                <w:lang w:bidi="hi-IN"/>
+              </w:rPr>
+              <w:t>।</w:t>
+            </w:r>
+          </w:p>
+        </w:tc>
+        <w:tc>
+          <w:tcPr>
+            <w:tcW w:w="5417" w:type="dxa"/>
+          </w:tcPr>
+          <w:p>
+            <w:pPr>
+              <w:spacing w:line="360" w:lineRule="auto"/>
+              <w:rPr>
+                <w:sz w:val="12"/>
+                <w:szCs w:val="12"/>
+              </w:rPr>
+            </w:pPr>
+            <w:r>
+              <w:rPr>
+                <w:b/>
+                <w:bCs/>
+                <w:sz w:val="12"/>
+                <w:szCs w:val="12"/>
+              </w:rPr>
+              <w:t>1.</w:t>
+            </w:r>
+            <w:r>
+              <w:rPr>
+                <w:b/>
+                <w:bCs/>
+                <w:sz w:val="12"/>
+                <w:szCs w:val="12"/>
+              </w:rPr>
+              <w:t xml:space="preserve">XHR </w:t>
+            </w:r>
+            <w:r>
+              <w:rPr>
+                <w:sz w:val="12"/>
+                <w:szCs w:val="12"/>
+                <w:cs/>
+                <w:lang w:bidi="bn-IN"/>
+              </w:rPr>
+              <w:t>এর পূর্ণরূপ</w:t>
+            </w:r>
+            <w:r>
+              <w:rPr>
+                <w:sz w:val="12"/>
+                <w:szCs w:val="12"/>
+              </w:rPr>
+              <w:t xml:space="preserve"> </w:t>
+            </w:r>
+            <w:r>
+              <w:rPr>
+                <w:sz w:val="12"/>
+                <w:szCs w:val="12"/>
+                <w:cs/>
+                <w:lang w:bidi="bn-IN"/>
+              </w:rPr>
+              <w:t>হলো</w:t>
+            </w:r>
+            <w:r>
+              <w:rPr>
+                <w:b/>
+                <w:bCs/>
+                <w:sz w:val="12"/>
+                <w:szCs w:val="12"/>
+              </w:rPr>
+              <w:t xml:space="preserve"> </w:t>
+            </w:r>
+            <w:r>
+              <w:rPr>
+                <w:b/>
+                <w:bCs/>
+                <w:sz w:val="12"/>
+                <w:szCs w:val="12"/>
+              </w:rPr>
+              <w:t xml:space="preserve">= </w:t>
+            </w:r>
+            <w:proofErr w:type="spellStart"/>
+            <w:r>
+              <w:rPr>
+                <w:b/>
+                <w:bCs/>
+                <w:sz w:val="12"/>
+                <w:szCs w:val="12"/>
+              </w:rPr>
+              <w:t>XMLHttpRequest</w:t>
+            </w:r>
+            <w:proofErr w:type="spellEnd"/>
+          </w:p>
+          <w:p>
+            <w:pPr>
+              <w:spacing w:line="360" w:lineRule="auto"/>
+              <w:rPr>
+                <w:b/>
+                <w:bCs/>
+                <w:sz w:val="12"/>
+                <w:szCs w:val="12"/>
+              </w:rPr>
+            </w:pPr>
+          </w:p>
+          <w:p>
+            <w:pPr>
+              <w:spacing w:line="360" w:lineRule="auto"/>
+              <w:rPr>
+                <w:sz w:val="12"/>
+                <w:szCs w:val="12"/>
+              </w:rPr>
+            </w:pPr>
+            <w:r>
+              <w:rPr>
+                <w:b/>
+                <w:bCs/>
+                <w:sz w:val="12"/>
+                <w:szCs w:val="12"/>
+              </w:rPr>
+              <w:t>1.</w:t>
+            </w:r>
+            <w:r>
+              <w:rPr>
+                <w:b/>
+                <w:bCs/>
+                <w:sz w:val="12"/>
+                <w:szCs w:val="12"/>
+              </w:rPr>
+              <w:t>X</w:t>
+            </w:r>
+            <w:r>
+              <w:rPr>
+                <w:b/>
+                <w:bCs/>
+                <w:sz w:val="12"/>
+                <w:szCs w:val="12"/>
+              </w:rPr>
+              <w:t xml:space="preserve"> </w:t>
+            </w:r>
+            <w:proofErr w:type="spellStart"/>
+            <w:proofErr w:type="gramStart"/>
+            <w:r>
+              <w:rPr>
+                <w:rFonts w:ascii="Shonar Bangla" w:hAnsi="Shonar Bangla" w:cs="Shonar Bangla"/>
+                <w:b/>
+                <w:bCs/>
+                <w:sz w:val="12"/>
+                <w:szCs w:val="12"/>
+              </w:rPr>
+              <w:t>মানে</w:t>
+            </w:r>
+            <w:proofErr w:type="spellEnd"/>
+            <w:r>
+              <w:rPr>
+                <w:rFonts w:ascii="Shonar Bangla" w:hAnsi="Shonar Bangla" w:cs="Shonar Bangla"/>
+                <w:b/>
+                <w:bCs/>
+                <w:sz w:val="12"/>
+                <w:szCs w:val="12"/>
+              </w:rPr>
+              <w:t xml:space="preserve"> </w:t>
+            </w:r>
+            <w:r>
+              <w:rPr>
+                <w:b/>
+                <w:bCs/>
+                <w:sz w:val="12"/>
+                <w:szCs w:val="12"/>
+              </w:rPr>
+              <w:t xml:space="preserve"> </w:t>
+            </w:r>
+            <w:r>
+              <w:rPr>
+                <w:sz w:val="12"/>
+                <w:szCs w:val="12"/>
+                <w:cs/>
+                <w:lang w:bidi="bn-IN"/>
+              </w:rPr>
+              <w:t>হলো</w:t>
+            </w:r>
+            <w:proofErr w:type="gramEnd"/>
+            <w:r>
+              <w:rPr>
+                <w:b/>
+                <w:bCs/>
+                <w:sz w:val="12"/>
+                <w:szCs w:val="12"/>
+              </w:rPr>
+              <w:t xml:space="preserve"> = XML</w:t>
+            </w:r>
+          </w:p>
+          <w:p>
+            <w:pPr>
+              <w:spacing w:line="360" w:lineRule="auto"/>
+              <w:rPr>
+                <w:sz w:val="12"/>
+                <w:szCs w:val="12"/>
+              </w:rPr>
+            </w:pPr>
+            <w:r>
+              <w:rPr>
+                <w:b/>
+                <w:bCs/>
+                <w:sz w:val="12"/>
+                <w:szCs w:val="12"/>
+              </w:rPr>
+              <w:t>2.</w:t>
+            </w:r>
+            <w:r>
+              <w:rPr>
+                <w:b/>
+                <w:bCs/>
+                <w:sz w:val="12"/>
+                <w:szCs w:val="12"/>
+              </w:rPr>
+              <w:t>XML</w:t>
+            </w:r>
+            <w:r>
+              <w:rPr>
+                <w:sz w:val="12"/>
+                <w:szCs w:val="12"/>
+              </w:rPr>
+              <w:t xml:space="preserve"> </w:t>
+            </w:r>
+            <w:r>
+              <w:rPr>
+                <w:sz w:val="12"/>
+                <w:szCs w:val="12"/>
+                <w:cs/>
+                <w:lang w:bidi="bn-IN"/>
+              </w:rPr>
+              <w:t>এর পূর্ণরূপ</w:t>
+            </w:r>
+            <w:r>
+              <w:rPr>
+                <w:sz w:val="12"/>
+                <w:szCs w:val="12"/>
+              </w:rPr>
+              <w:t xml:space="preserve"> </w:t>
+            </w:r>
+            <w:r>
+              <w:rPr>
+                <w:sz w:val="12"/>
+                <w:szCs w:val="12"/>
+                <w:cs/>
+                <w:lang w:bidi="bn-IN"/>
+              </w:rPr>
+              <w:t>হলো</w:t>
+            </w:r>
+            <w:r>
+              <w:rPr>
+                <w:sz w:val="12"/>
+                <w:szCs w:val="12"/>
+              </w:rPr>
+              <w:t xml:space="preserve"> </w:t>
+            </w:r>
+            <w:r>
+              <w:rPr>
+                <w:sz w:val="12"/>
+                <w:szCs w:val="12"/>
+              </w:rPr>
+              <w:t xml:space="preserve">= </w:t>
+            </w:r>
+            <w:proofErr w:type="spellStart"/>
+            <w:r>
+              <w:rPr>
+                <w:b/>
+                <w:bCs/>
+                <w:sz w:val="12"/>
+                <w:szCs w:val="12"/>
+              </w:rPr>
+              <w:t>eXtensible</w:t>
+            </w:r>
+            <w:proofErr w:type="spellEnd"/>
+            <w:r>
+              <w:rPr>
+                <w:b/>
+                <w:bCs/>
+                <w:sz w:val="12"/>
+                <w:szCs w:val="12"/>
+              </w:rPr>
+              <w:t xml:space="preserve"> Markup Language</w:t>
+            </w:r>
+            <w:r>
+              <w:rPr>
+                <w:sz w:val="12"/>
+                <w:szCs w:val="12"/>
+                <w:cs/>
+                <w:lang w:bidi="hi-IN"/>
+              </w:rPr>
+              <w:t>।</w:t>
+            </w:r>
+          </w:p>
+          <w:p>
+            <w:pPr>
+              <w:spacing w:line="360" w:lineRule="auto"/>
+              <w:rPr>
+                <w:sz w:val="12"/>
+                <w:szCs w:val="12"/>
+              </w:rPr>
+            </w:pPr>
+            <w:proofErr w:type="gramStart"/>
+            <w:r>
+              <w:rPr>
+                <w:b/>
+                <w:bCs/>
+                <w:sz w:val="12"/>
+                <w:szCs w:val="12"/>
+              </w:rPr>
+              <w:t>3.</w:t>
+            </w:r>
+            <w:r>
+              <w:rPr>
+                <w:b/>
+                <w:bCs/>
+                <w:sz w:val="12"/>
+                <w:szCs w:val="12"/>
+              </w:rPr>
+              <w:t>XML</w:t>
+            </w:r>
+            <w:r>
+              <w:rPr>
+                <w:sz w:val="12"/>
+                <w:szCs w:val="12"/>
+              </w:rPr>
+              <w:t xml:space="preserve"> </w:t>
+            </w:r>
+            <w:r>
+              <w:rPr>
+                <w:sz w:val="12"/>
+                <w:szCs w:val="12"/>
+              </w:rPr>
+              <w:t xml:space="preserve"> </w:t>
+            </w:r>
+            <w:r>
+              <w:rPr>
+                <w:sz w:val="12"/>
+                <w:szCs w:val="12"/>
+                <w:cs/>
+                <w:lang w:bidi="bn-IN"/>
+              </w:rPr>
+              <w:t>হলো</w:t>
+            </w:r>
+            <w:proofErr w:type="gramEnd"/>
+            <w:r>
+              <w:rPr>
+                <w:sz w:val="12"/>
+                <w:szCs w:val="12"/>
+                <w:lang w:bidi="bn-IN"/>
+              </w:rPr>
+              <w:t xml:space="preserve"> =</w:t>
+            </w:r>
+            <w:r>
+              <w:rPr>
+                <w:sz w:val="12"/>
+                <w:szCs w:val="12"/>
+                <w:lang w:bidi="bn-IN"/>
+              </w:rPr>
+              <w:t xml:space="preserve">data </w:t>
+            </w:r>
+            <w:r>
+              <w:rPr>
+                <w:sz w:val="12"/>
+                <w:szCs w:val="12"/>
+                <w:cs/>
+                <w:lang w:bidi="bn-IN"/>
+              </w:rPr>
+              <w:t>সংরক্ষণ</w:t>
+            </w:r>
+            <w:r>
+              <w:rPr>
+                <w:sz w:val="12"/>
+                <w:szCs w:val="12"/>
+                <w:lang w:bidi="bn-IN"/>
+              </w:rPr>
+              <w:t xml:space="preserve"> </w:t>
+            </w:r>
+            <w:r>
+              <w:rPr>
+                <w:sz w:val="12"/>
+                <w:szCs w:val="12"/>
+                <w:cs/>
+                <w:lang w:bidi="bn-IN"/>
+              </w:rPr>
+              <w:t>ও</w:t>
+            </w:r>
+            <w:r>
+              <w:rPr>
+                <w:sz w:val="12"/>
+                <w:szCs w:val="12"/>
+                <w:lang w:bidi="bn-IN"/>
+              </w:rPr>
+              <w:t xml:space="preserve"> </w:t>
+            </w:r>
+            <w:proofErr w:type="gramStart"/>
+            <w:r>
+              <w:rPr>
+                <w:sz w:val="12"/>
+                <w:szCs w:val="12"/>
+                <w:lang w:bidi="bn-IN"/>
+              </w:rPr>
+              <w:t xml:space="preserve">data  </w:t>
+            </w:r>
+            <w:r>
+              <w:rPr>
+                <w:sz w:val="12"/>
+                <w:szCs w:val="12"/>
+                <w:cs/>
+                <w:lang w:bidi="bn-IN"/>
+              </w:rPr>
+              <w:t>আদান</w:t>
+            </w:r>
+            <w:proofErr w:type="gramEnd"/>
+            <w:r>
+              <w:rPr>
+                <w:sz w:val="12"/>
+                <w:szCs w:val="12"/>
+                <w:cs/>
+                <w:lang w:bidi="bn-IN"/>
+              </w:rPr>
+              <w:t xml:space="preserve">-প্রদানের জন্য ব্যবহৃত একটি </w:t>
+            </w:r>
+            <w:r>
+              <w:rPr>
+                <w:sz w:val="12"/>
+                <w:szCs w:val="12"/>
+              </w:rPr>
+              <w:t>Markup Language</w:t>
+            </w:r>
+            <w:r>
+              <w:rPr>
+                <w:sz w:val="12"/>
+                <w:szCs w:val="12"/>
+                <w:cs/>
+                <w:lang w:bidi="hi-IN"/>
+              </w:rPr>
+              <w:t>।</w:t>
+            </w:r>
+          </w:p>
+          <w:p>
+            <w:pPr>
+              <w:spacing w:line="360" w:lineRule="auto"/>
+              <w:rPr>
+                <w:sz w:val="12"/>
+                <w:szCs w:val="12"/>
+              </w:rPr>
+            </w:pPr>
+            <w:r>
+              <w:rPr>
+                <w:sz w:val="12"/>
+                <w:szCs w:val="12"/>
+                <w:lang w:bidi="bn-IN"/>
+              </w:rPr>
+              <w:t>4.</w:t>
+            </w:r>
+            <w:r>
+              <w:rPr>
+                <w:sz w:val="12"/>
+                <w:szCs w:val="12"/>
+                <w:cs/>
+                <w:lang w:bidi="bn-IN"/>
+              </w:rPr>
+              <w:t xml:space="preserve">শুরুতে </w:t>
+            </w:r>
+            <w:r>
+              <w:rPr>
+                <w:sz w:val="12"/>
+                <w:szCs w:val="12"/>
+              </w:rPr>
+              <w:t xml:space="preserve">XHR </w:t>
+            </w:r>
+            <w:r>
+              <w:rPr>
+                <w:sz w:val="12"/>
+                <w:szCs w:val="12"/>
+                <w:cs/>
+                <w:lang w:bidi="bn-IN"/>
+              </w:rPr>
+              <w:t xml:space="preserve">মূলত </w:t>
+            </w:r>
+            <w:r>
+              <w:rPr>
+                <w:sz w:val="12"/>
+                <w:szCs w:val="12"/>
+              </w:rPr>
+              <w:t xml:space="preserve">XML </w:t>
+            </w:r>
+            <w:r>
+              <w:rPr>
+                <w:sz w:val="12"/>
+                <w:szCs w:val="12"/>
+                <w:lang w:bidi="bn-IN"/>
+              </w:rPr>
+              <w:t xml:space="preserve">data </w:t>
+            </w:r>
+            <w:r>
+              <w:rPr>
+                <w:sz w:val="12"/>
+                <w:szCs w:val="12"/>
+                <w:cs/>
+                <w:lang w:bidi="bn-IN"/>
+              </w:rPr>
+              <w:t>আদান-প্রদানের জন্য তৈরি হয়েছিল</w:t>
+            </w:r>
+            <w:r>
+              <w:rPr>
+                <w:sz w:val="12"/>
+                <w:szCs w:val="12"/>
+                <w:cs/>
+                <w:lang w:bidi="hi-IN"/>
+              </w:rPr>
+              <w:t>।</w:t>
+            </w:r>
+          </w:p>
+          <w:p>
+            <w:pPr>
+              <w:spacing w:line="360" w:lineRule="auto"/>
+              <w:rPr>
+                <w:b/>
+                <w:bCs/>
+                <w:sz w:val="12"/>
+                <w:szCs w:val="12"/>
+              </w:rPr>
+            </w:pPr>
+          </w:p>
+          <w:p>
+            <w:pPr>
+              <w:spacing w:line="360" w:lineRule="auto"/>
+              <w:rPr>
+                <w:b/>
+                <w:bCs/>
+                <w:sz w:val="12"/>
+                <w:szCs w:val="12"/>
+              </w:rPr>
+            </w:pPr>
+            <w:r>
+              <w:rPr>
+                <w:b/>
+                <w:bCs/>
+                <w:sz w:val="12"/>
+                <w:szCs w:val="12"/>
+              </w:rPr>
+              <w:t>1.</w:t>
+            </w:r>
+            <w:r>
+              <w:rPr>
+                <w:b/>
+                <w:bCs/>
+                <w:sz w:val="12"/>
+                <w:szCs w:val="12"/>
+              </w:rPr>
+              <w:t xml:space="preserve">H </w:t>
+            </w:r>
+            <w:proofErr w:type="spellStart"/>
+            <w:proofErr w:type="gramStart"/>
+            <w:r>
+              <w:rPr>
+                <w:rFonts w:ascii="Shonar Bangla" w:hAnsi="Shonar Bangla" w:cs="Shonar Bangla"/>
+                <w:b/>
+                <w:bCs/>
+                <w:sz w:val="12"/>
+                <w:szCs w:val="12"/>
+              </w:rPr>
+              <w:t>মানে</w:t>
+            </w:r>
+            <w:proofErr w:type="spellEnd"/>
+            <w:r>
+              <w:rPr>
+                <w:rFonts w:ascii="Shonar Bangla" w:hAnsi="Shonar Bangla" w:cs="Shonar Bangla"/>
+                <w:b/>
+                <w:bCs/>
+                <w:sz w:val="12"/>
+                <w:szCs w:val="12"/>
+              </w:rPr>
+              <w:t xml:space="preserve"> </w:t>
+            </w:r>
+            <w:r>
+              <w:rPr>
+                <w:b/>
+                <w:bCs/>
+                <w:sz w:val="12"/>
+                <w:szCs w:val="12"/>
+              </w:rPr>
+              <w:t xml:space="preserve"> </w:t>
+            </w:r>
+            <w:r>
+              <w:rPr>
+                <w:sz w:val="12"/>
+                <w:szCs w:val="12"/>
+                <w:cs/>
+                <w:lang w:bidi="bn-IN"/>
+              </w:rPr>
+              <w:t>হলো</w:t>
+            </w:r>
+            <w:proofErr w:type="gramEnd"/>
+            <w:r>
+              <w:rPr>
+                <w:b/>
+                <w:bCs/>
+                <w:sz w:val="12"/>
+                <w:szCs w:val="12"/>
+              </w:rPr>
+              <w:t xml:space="preserve"> </w:t>
+            </w:r>
+            <w:r>
+              <w:rPr>
+                <w:b/>
+                <w:bCs/>
+                <w:sz w:val="12"/>
+                <w:szCs w:val="12"/>
+              </w:rPr>
+              <w:t>= HTTP</w:t>
+            </w:r>
+          </w:p>
+          <w:p>
+            <w:pPr>
+              <w:spacing w:line="360" w:lineRule="auto"/>
+              <w:rPr>
+                <w:sz w:val="12"/>
+                <w:szCs w:val="12"/>
+              </w:rPr>
+            </w:pPr>
+            <w:r>
+              <w:rPr>
+                <w:b/>
+                <w:bCs/>
+                <w:sz w:val="12"/>
+                <w:szCs w:val="12"/>
+              </w:rPr>
+              <w:t>2.</w:t>
+            </w:r>
+            <w:r>
+              <w:rPr>
+                <w:b/>
+                <w:bCs/>
+                <w:sz w:val="12"/>
+                <w:szCs w:val="12"/>
+              </w:rPr>
+              <w:t>HTTP</w:t>
+            </w:r>
+            <w:r>
+              <w:rPr>
+                <w:sz w:val="12"/>
+                <w:szCs w:val="12"/>
+              </w:rPr>
+              <w:t xml:space="preserve"> </w:t>
+            </w:r>
+            <w:r>
+              <w:rPr>
+                <w:sz w:val="12"/>
+                <w:szCs w:val="12"/>
+                <w:cs/>
+                <w:lang w:bidi="bn-IN"/>
+              </w:rPr>
+              <w:t>এর পূর্ণরূপ</w:t>
+            </w:r>
+            <w:r>
+              <w:rPr>
+                <w:sz w:val="12"/>
+                <w:szCs w:val="12"/>
+              </w:rPr>
+              <w:t xml:space="preserve"> </w:t>
+            </w:r>
+            <w:proofErr w:type="spellStart"/>
+            <w:r>
+              <w:rPr>
+                <w:b/>
+                <w:bCs/>
+                <w:sz w:val="12"/>
+                <w:szCs w:val="12"/>
+              </w:rPr>
+              <w:t>HyperText</w:t>
+            </w:r>
+            <w:proofErr w:type="spellEnd"/>
+            <w:r>
+              <w:rPr>
+                <w:b/>
+                <w:bCs/>
+                <w:sz w:val="12"/>
+                <w:szCs w:val="12"/>
+              </w:rPr>
+              <w:t xml:space="preserve"> Transfer Protocol</w:t>
+            </w:r>
+            <w:r>
+              <w:rPr>
+                <w:sz w:val="12"/>
+                <w:szCs w:val="12"/>
+                <w:cs/>
+                <w:lang w:bidi="hi-IN"/>
+              </w:rPr>
+              <w:t>।</w:t>
+            </w:r>
+          </w:p>
+          <w:p>
+            <w:pPr>
+              <w:spacing w:line="360" w:lineRule="auto"/>
+              <w:rPr>
+                <w:sz w:val="12"/>
+                <w:szCs w:val="12"/>
+              </w:rPr>
+            </w:pPr>
+            <w:r>
+              <w:rPr>
+                <w:b/>
+                <w:bCs/>
+                <w:sz w:val="12"/>
+                <w:szCs w:val="12"/>
+              </w:rPr>
+              <w:t>3.</w:t>
+            </w:r>
+            <w:r>
+              <w:rPr>
+                <w:b/>
+                <w:bCs/>
+                <w:sz w:val="12"/>
+                <w:szCs w:val="12"/>
+              </w:rPr>
+              <w:t>HTTP</w:t>
+            </w:r>
+            <w:r>
+              <w:rPr>
+                <w:sz w:val="12"/>
+                <w:szCs w:val="12"/>
+              </w:rPr>
+              <w:t xml:space="preserve"> Browser </w:t>
+            </w:r>
+            <w:r>
+              <w:rPr>
+                <w:sz w:val="12"/>
+                <w:szCs w:val="12"/>
+                <w:cs/>
+                <w:lang w:bidi="bn-IN"/>
+              </w:rPr>
+              <w:t xml:space="preserve">এবং </w:t>
+            </w:r>
+            <w:r>
+              <w:rPr>
+                <w:sz w:val="12"/>
+                <w:szCs w:val="12"/>
+              </w:rPr>
+              <w:t>Server-</w:t>
+            </w:r>
+            <w:r>
+              <w:rPr>
+                <w:sz w:val="12"/>
+                <w:szCs w:val="12"/>
+                <w:cs/>
+                <w:lang w:bidi="bn-IN"/>
+              </w:rPr>
+              <w:t xml:space="preserve">এর মধ্যে </w:t>
+            </w:r>
+            <w:r>
+              <w:rPr>
+                <w:sz w:val="12"/>
+                <w:szCs w:val="12"/>
+                <w:lang w:bidi="bn-IN"/>
+              </w:rPr>
+              <w:t xml:space="preserve">data </w:t>
+            </w:r>
+            <w:r>
+              <w:rPr>
+                <w:sz w:val="12"/>
+                <w:szCs w:val="12"/>
+                <w:cs/>
+                <w:lang w:bidi="bn-IN"/>
+              </w:rPr>
+              <w:t>আদান-প্রদানের নিয়ম (</w:t>
+            </w:r>
+            <w:r>
+              <w:rPr>
+                <w:sz w:val="12"/>
+                <w:szCs w:val="12"/>
+              </w:rPr>
+              <w:t>Protocol)</w:t>
+            </w:r>
+            <w:r>
+              <w:rPr>
+                <w:sz w:val="12"/>
+                <w:szCs w:val="12"/>
+                <w:cs/>
+                <w:lang w:bidi="hi-IN"/>
+              </w:rPr>
+              <w:t>।</w:t>
+            </w:r>
+          </w:p>
+          <w:p>
+            <w:pPr>
+              <w:spacing w:line="360" w:lineRule="auto"/>
+              <w:rPr>
+                <w:sz w:val="12"/>
+                <w:szCs w:val="12"/>
+                <w:lang w:bidi="bn-IN"/>
+              </w:rPr>
+            </w:pPr>
+            <w:r>
+              <w:rPr>
+                <w:sz w:val="12"/>
+                <w:szCs w:val="12"/>
+              </w:rPr>
+              <w:t>4.</w:t>
+            </w:r>
+            <w:r>
+              <w:rPr>
+                <w:sz w:val="12"/>
+                <w:szCs w:val="12"/>
+              </w:rPr>
+              <w:t xml:space="preserve">XHR </w:t>
+            </w:r>
+            <w:r>
+              <w:rPr>
+                <w:sz w:val="12"/>
+                <w:szCs w:val="12"/>
+                <w:cs/>
+                <w:lang w:bidi="bn-IN"/>
+              </w:rPr>
+              <w:t xml:space="preserve">এই </w:t>
+            </w:r>
+            <w:r>
+              <w:rPr>
+                <w:sz w:val="12"/>
+                <w:szCs w:val="12"/>
+              </w:rPr>
+              <w:t xml:space="preserve">HTTP Protocol </w:t>
+            </w:r>
+            <w:r>
+              <w:rPr>
+                <w:sz w:val="12"/>
+                <w:szCs w:val="12"/>
+                <w:cs/>
+                <w:lang w:bidi="bn-IN"/>
+              </w:rPr>
+              <w:t xml:space="preserve">ব্যবহার করে </w:t>
+            </w:r>
+          </w:p>
+          <w:p>
+            <w:pPr>
+              <w:spacing w:line="360" w:lineRule="auto"/>
+              <w:rPr>
+                <w:sz w:val="12"/>
+                <w:szCs w:val="12"/>
+                <w:lang w:bidi="hi-IN"/>
+              </w:rPr>
+            </w:pPr>
+            <w:r>
+              <w:rPr>
+                <w:sz w:val="12"/>
+                <w:szCs w:val="12"/>
+              </w:rPr>
+              <w:t>Server-</w:t>
+            </w:r>
+            <w:r>
+              <w:rPr>
+                <w:sz w:val="12"/>
+                <w:szCs w:val="12"/>
+                <w:cs/>
+                <w:lang w:bidi="bn-IN"/>
+              </w:rPr>
+              <w:t xml:space="preserve">এ </w:t>
+            </w:r>
+            <w:r>
+              <w:rPr>
+                <w:sz w:val="12"/>
+                <w:szCs w:val="12"/>
+              </w:rPr>
+              <w:t>HTTP</w:t>
+            </w:r>
+            <w:r>
+              <w:rPr>
+                <w:sz w:val="12"/>
+                <w:szCs w:val="12"/>
+              </w:rPr>
+              <w:t xml:space="preserve"> </w:t>
+            </w:r>
+            <w:r>
+              <w:rPr>
+                <w:sz w:val="12"/>
+                <w:szCs w:val="12"/>
+              </w:rPr>
+              <w:t xml:space="preserve">Request </w:t>
+            </w:r>
+            <w:r>
+              <w:rPr>
+                <w:sz w:val="12"/>
+                <w:szCs w:val="12"/>
+                <w:cs/>
+                <w:lang w:bidi="bn-IN"/>
+              </w:rPr>
+              <w:t>পাঠায় এবং</w:t>
+            </w:r>
+            <w:r>
+              <w:rPr>
+                <w:sz w:val="12"/>
+                <w:szCs w:val="12"/>
+                <w:lang w:bidi="bn-IN"/>
+              </w:rPr>
+              <w:t xml:space="preserve"> </w:t>
+            </w:r>
+            <w:r>
+              <w:rPr>
+                <w:sz w:val="12"/>
+                <w:szCs w:val="12"/>
+                <w:lang w:bidi="bn-IN"/>
+              </w:rPr>
+              <w:t xml:space="preserve">Server </w:t>
+            </w:r>
+            <w:r>
+              <w:rPr>
+                <w:sz w:val="12"/>
+                <w:szCs w:val="12"/>
+                <w:cs/>
+                <w:lang w:bidi="bn-IN"/>
+              </w:rPr>
+              <w:t>থেকে</w:t>
+            </w:r>
+            <w:r>
+              <w:rPr>
+                <w:sz w:val="12"/>
+                <w:szCs w:val="12"/>
+                <w:lang w:bidi="bn-IN"/>
+              </w:rPr>
+              <w:t xml:space="preserve"> </w:t>
+            </w:r>
+            <w:r>
+              <w:rPr>
+                <w:sz w:val="12"/>
+                <w:szCs w:val="12"/>
+              </w:rPr>
+              <w:t>HTTP</w:t>
+            </w:r>
+            <w:r>
+              <w:rPr>
+                <w:sz w:val="12"/>
+                <w:szCs w:val="12"/>
+              </w:rPr>
+              <w:t xml:space="preserve"> </w:t>
+            </w:r>
+            <w:r>
+              <w:rPr>
+                <w:sz w:val="12"/>
+                <w:szCs w:val="12"/>
+              </w:rPr>
+              <w:t xml:space="preserve">Response </w:t>
+            </w:r>
+            <w:r>
+              <w:rPr>
+                <w:sz w:val="12"/>
+                <w:szCs w:val="12"/>
+                <w:cs/>
+                <w:lang w:bidi="bn-IN"/>
+              </w:rPr>
+              <w:t>গ্রহণ করে</w:t>
+            </w:r>
+            <w:r>
+              <w:rPr>
+                <w:sz w:val="12"/>
+                <w:szCs w:val="12"/>
+                <w:cs/>
+                <w:lang w:bidi="hi-IN"/>
+              </w:rPr>
+              <w:t>।</w:t>
+            </w:r>
+          </w:p>
+          <w:p>
+            <w:pPr>
+              <w:spacing w:line="360" w:lineRule="auto"/>
+              <w:rPr>
+                <w:sz w:val="12"/>
+                <w:szCs w:val="12"/>
+              </w:rPr>
+            </w:pPr>
+          </w:p>
+          <w:p>
+            <w:pPr>
+              <w:spacing w:line="360" w:lineRule="auto"/>
+              <w:rPr>
+                <w:sz w:val="12"/>
+                <w:szCs w:val="12"/>
+              </w:rPr>
+            </w:pPr>
+            <w:r>
+              <w:rPr>
+                <w:b/>
+                <w:bCs/>
+                <w:sz w:val="12"/>
+                <w:szCs w:val="12"/>
+              </w:rPr>
+              <w:t>1.</w:t>
+            </w:r>
+            <w:r>
+              <w:rPr>
+                <w:b/>
+                <w:bCs/>
+                <w:sz w:val="12"/>
+                <w:szCs w:val="12"/>
+              </w:rPr>
+              <w:t xml:space="preserve">R </w:t>
+            </w:r>
+            <w:proofErr w:type="gramStart"/>
+            <w:r>
+              <w:rPr>
+                <w:b/>
+                <w:bCs/>
+                <w:sz w:val="12"/>
+                <w:szCs w:val="12"/>
+                <w:cs/>
+              </w:rPr>
+              <w:t>মানে</w:t>
+            </w:r>
+            <w:r>
+              <w:rPr>
+                <w:b/>
+                <w:bCs/>
+                <w:sz w:val="12"/>
+                <w:szCs w:val="12"/>
+              </w:rPr>
+              <w:t xml:space="preserve">  </w:t>
+            </w:r>
+            <w:r>
+              <w:rPr>
+                <w:b/>
+                <w:bCs/>
+                <w:sz w:val="12"/>
+                <w:szCs w:val="12"/>
+                <w:cs/>
+                <w:lang w:bidi="bn-IN"/>
+              </w:rPr>
+              <w:t>হলো</w:t>
+            </w:r>
+            <w:proofErr w:type="gramEnd"/>
+            <w:r>
+              <w:rPr>
+                <w:b/>
+                <w:bCs/>
+                <w:sz w:val="12"/>
+                <w:szCs w:val="12"/>
+              </w:rPr>
+              <w:t xml:space="preserve"> </w:t>
+            </w:r>
+            <w:r>
+              <w:rPr>
+                <w:b/>
+                <w:bCs/>
+                <w:sz w:val="12"/>
+                <w:szCs w:val="12"/>
+              </w:rPr>
+              <w:t>= Request</w:t>
+            </w:r>
+          </w:p>
+          <w:p>
+            <w:pPr>
+              <w:spacing w:line="360" w:lineRule="auto"/>
+              <w:rPr>
+                <w:sz w:val="12"/>
+                <w:szCs w:val="12"/>
+              </w:rPr>
+            </w:pPr>
+            <w:r>
+              <w:rPr>
+                <w:b/>
+                <w:bCs/>
+                <w:sz w:val="12"/>
+                <w:szCs w:val="12"/>
+              </w:rPr>
+              <w:t>2.</w:t>
+            </w:r>
+            <w:r>
+              <w:rPr>
+                <w:b/>
+                <w:bCs/>
+                <w:sz w:val="12"/>
+                <w:szCs w:val="12"/>
+              </w:rPr>
+              <w:t>Request</w:t>
+            </w:r>
+            <w:r>
+              <w:rPr>
+                <w:sz w:val="12"/>
+                <w:szCs w:val="12"/>
+              </w:rPr>
+              <w:t xml:space="preserve"> </w:t>
+            </w:r>
+            <w:r>
+              <w:rPr>
+                <w:sz w:val="12"/>
+                <w:szCs w:val="12"/>
+                <w:cs/>
+                <w:lang w:bidi="bn-IN"/>
+              </w:rPr>
+              <w:t>অর্থ</w:t>
+            </w:r>
+            <w:r>
+              <w:rPr>
+                <w:sz w:val="12"/>
+                <w:szCs w:val="12"/>
+              </w:rPr>
+              <w:t xml:space="preserve"> </w:t>
+            </w:r>
+            <w:r>
+              <w:rPr>
+                <w:sz w:val="12"/>
+                <w:szCs w:val="12"/>
+              </w:rPr>
+              <w:t>=</w:t>
+            </w:r>
+            <w:r>
+              <w:rPr>
+                <w:b/>
+                <w:bCs/>
+                <w:sz w:val="12"/>
+                <w:szCs w:val="12"/>
+                <w:cs/>
+                <w:lang w:bidi="bn-IN"/>
+              </w:rPr>
+              <w:t>অনুরোধ</w:t>
+            </w:r>
+            <w:r>
+              <w:rPr>
+                <w:sz w:val="12"/>
+                <w:szCs w:val="12"/>
+              </w:rPr>
+              <w:t xml:space="preserve"> </w:t>
+            </w:r>
+            <w:r>
+              <w:rPr>
+                <w:sz w:val="12"/>
+                <w:szCs w:val="12"/>
+                <w:cs/>
+                <w:lang w:bidi="bn-IN"/>
+              </w:rPr>
+              <w:t>বা</w:t>
+            </w:r>
+            <w:r>
+              <w:rPr>
+                <w:sz w:val="12"/>
+                <w:szCs w:val="12"/>
+              </w:rPr>
+              <w:t xml:space="preserve"> </w:t>
+            </w:r>
+            <w:r>
+              <w:rPr>
+                <w:b/>
+                <w:bCs/>
+                <w:sz w:val="12"/>
+                <w:szCs w:val="12"/>
+                <w:cs/>
+                <w:lang w:bidi="bn-IN"/>
+              </w:rPr>
+              <w:t>চাহিদা</w:t>
+            </w:r>
+            <w:r>
+              <w:rPr>
+                <w:sz w:val="12"/>
+                <w:szCs w:val="12"/>
+                <w:cs/>
+                <w:lang w:bidi="hi-IN"/>
+              </w:rPr>
+              <w:t>।</w:t>
+            </w:r>
+          </w:p>
+          <w:p>
+            <w:pPr>
+              <w:spacing w:line="360" w:lineRule="auto"/>
+              <w:rPr>
+                <w:sz w:val="12"/>
+                <w:szCs w:val="12"/>
+              </w:rPr>
+            </w:pPr>
+            <w:r>
+              <w:rPr>
+                <w:sz w:val="12"/>
+                <w:szCs w:val="12"/>
+              </w:rPr>
+              <w:t>3.</w:t>
+            </w:r>
+            <w:r>
+              <w:rPr>
+                <w:sz w:val="12"/>
+                <w:szCs w:val="12"/>
+              </w:rPr>
+              <w:t xml:space="preserve">Browser </w:t>
+            </w:r>
+            <w:r>
+              <w:rPr>
+                <w:sz w:val="12"/>
+                <w:szCs w:val="12"/>
+                <w:cs/>
+                <w:lang w:bidi="bn-IN"/>
+              </w:rPr>
+              <w:t>যখন</w:t>
+            </w:r>
+            <w:r>
+              <w:rPr>
+                <w:sz w:val="12"/>
+                <w:szCs w:val="12"/>
+                <w:lang w:bidi="bn-IN"/>
+              </w:rPr>
+              <w:t xml:space="preserve"> </w:t>
+            </w:r>
+            <w:r>
+              <w:rPr>
+                <w:sz w:val="12"/>
+                <w:szCs w:val="12"/>
+              </w:rPr>
+              <w:t>Server-</w:t>
+            </w:r>
+            <w:r>
+              <w:rPr>
+                <w:sz w:val="12"/>
+                <w:szCs w:val="12"/>
+                <w:cs/>
+                <w:lang w:bidi="bn-IN"/>
+              </w:rPr>
+              <w:t>এর</w:t>
+            </w:r>
+            <w:r>
+              <w:rPr>
+                <w:sz w:val="12"/>
+                <w:szCs w:val="12"/>
+                <w:lang w:bidi="bn-IN"/>
+              </w:rPr>
+              <w:t xml:space="preserve"> </w:t>
+            </w:r>
+            <w:r>
+              <w:rPr>
+                <w:sz w:val="12"/>
+                <w:szCs w:val="12"/>
+                <w:cs/>
+                <w:lang w:bidi="bn-IN"/>
+              </w:rPr>
+              <w:t>কাছে</w:t>
+            </w:r>
+            <w:r>
+              <w:rPr>
+                <w:sz w:val="12"/>
+                <w:szCs w:val="12"/>
+                <w:lang w:bidi="bn-IN"/>
+              </w:rPr>
+              <w:t xml:space="preserve"> </w:t>
+            </w:r>
+            <w:r>
+              <w:rPr>
+                <w:sz w:val="12"/>
+                <w:szCs w:val="12"/>
+                <w:cs/>
+                <w:lang w:bidi="bn-IN"/>
+              </w:rPr>
+              <w:t>কোনো</w:t>
+            </w:r>
+            <w:r>
+              <w:rPr>
+                <w:sz w:val="12"/>
+                <w:szCs w:val="12"/>
+                <w:lang w:bidi="bn-IN"/>
+              </w:rPr>
+              <w:t xml:space="preserve"> </w:t>
+            </w:r>
+            <w:r>
+              <w:rPr>
+                <w:sz w:val="12"/>
+                <w:szCs w:val="12"/>
+                <w:cs/>
+                <w:lang w:bidi="bn-IN"/>
+              </w:rPr>
+              <w:t>তথ্য</w:t>
+            </w:r>
+            <w:r>
+              <w:rPr>
+                <w:sz w:val="12"/>
+                <w:szCs w:val="12"/>
+                <w:lang w:bidi="bn-IN"/>
+              </w:rPr>
+              <w:t xml:space="preserve"> </w:t>
+            </w:r>
+            <w:r>
+              <w:rPr>
+                <w:sz w:val="12"/>
+                <w:szCs w:val="12"/>
+                <w:cs/>
+                <w:lang w:bidi="bn-IN"/>
+              </w:rPr>
+              <w:t>বা</w:t>
+            </w:r>
+            <w:r>
+              <w:rPr>
+                <w:sz w:val="12"/>
+                <w:szCs w:val="12"/>
+                <w:lang w:bidi="bn-IN"/>
+              </w:rPr>
+              <w:t xml:space="preserve"> </w:t>
+            </w:r>
+            <w:r>
+              <w:rPr>
+                <w:sz w:val="12"/>
+                <w:szCs w:val="12"/>
+                <w:cs/>
+                <w:lang w:bidi="bn-IN"/>
+              </w:rPr>
+              <w:t>কাজ</w:t>
+            </w:r>
+            <w:r>
+              <w:rPr>
+                <w:sz w:val="12"/>
+                <w:szCs w:val="12"/>
+                <w:lang w:bidi="bn-IN"/>
+              </w:rPr>
+              <w:t xml:space="preserve"> </w:t>
+            </w:r>
+            <w:r>
+              <w:rPr>
+                <w:sz w:val="12"/>
+                <w:szCs w:val="12"/>
+                <w:cs/>
+                <w:lang w:bidi="bn-IN"/>
+              </w:rPr>
+              <w:t>চায়</w:t>
+            </w:r>
+            <w:r>
+              <w:rPr>
+                <w:sz w:val="12"/>
+                <w:szCs w:val="12"/>
+              </w:rPr>
+              <w:t xml:space="preserve">, </w:t>
+            </w:r>
+            <w:r>
+              <w:rPr>
+                <w:sz w:val="12"/>
+                <w:szCs w:val="12"/>
+                <w:cs/>
+                <w:lang w:bidi="bn-IN"/>
+              </w:rPr>
+              <w:t>তখন</w:t>
+            </w:r>
+            <w:r>
+              <w:rPr>
+                <w:sz w:val="12"/>
+                <w:szCs w:val="12"/>
+                <w:lang w:bidi="bn-IN"/>
+              </w:rPr>
+              <w:t xml:space="preserve"> </w:t>
+            </w:r>
+            <w:r>
+              <w:rPr>
+                <w:sz w:val="12"/>
+                <w:szCs w:val="12"/>
+                <w:cs/>
+                <w:lang w:bidi="bn-IN"/>
+              </w:rPr>
+              <w:t>সেতথ্য</w:t>
+            </w:r>
+            <w:r>
+              <w:rPr>
+                <w:sz w:val="12"/>
+                <w:szCs w:val="12"/>
+                <w:lang w:bidi="bn-IN"/>
+              </w:rPr>
+              <w:t xml:space="preserve"> </w:t>
+            </w:r>
+            <w:r>
+              <w:rPr>
+                <w:sz w:val="12"/>
+                <w:szCs w:val="12"/>
+                <w:cs/>
+                <w:lang w:bidi="bn-IN"/>
+              </w:rPr>
+              <w:t>টিকে</w:t>
+            </w:r>
+            <w:r>
+              <w:rPr>
+                <w:sz w:val="12"/>
+                <w:szCs w:val="12"/>
+                <w:lang w:bidi="bn-IN"/>
+              </w:rPr>
+              <w:t xml:space="preserve"> </w:t>
+            </w:r>
+            <w:r>
+              <w:rPr>
+                <w:sz w:val="12"/>
+                <w:szCs w:val="12"/>
+                <w:cs/>
+                <w:lang w:bidi="bn-IN"/>
+              </w:rPr>
+              <w:t>বা</w:t>
+            </w:r>
+            <w:r>
+              <w:rPr>
+                <w:sz w:val="12"/>
+                <w:szCs w:val="12"/>
+                <w:lang w:bidi="bn-IN"/>
+              </w:rPr>
+              <w:t xml:space="preserve"> </w:t>
+            </w:r>
+            <w:r>
+              <w:rPr>
+                <w:sz w:val="12"/>
+                <w:szCs w:val="12"/>
+                <w:cs/>
+                <w:lang w:bidi="bn-IN"/>
+              </w:rPr>
+              <w:t>সে</w:t>
+            </w:r>
+            <w:r>
+              <w:rPr>
+                <w:sz w:val="12"/>
+                <w:szCs w:val="12"/>
+                <w:cs/>
+                <w:lang w:bidi="bn-IN"/>
+              </w:rPr>
+              <w:t>কাজটিকে</w:t>
+            </w:r>
+            <w:r>
+              <w:rPr>
+                <w:sz w:val="12"/>
+                <w:szCs w:val="12"/>
+                <w:lang w:bidi="bn-IN"/>
+              </w:rPr>
+              <w:t xml:space="preserve"> </w:t>
+            </w:r>
+            <w:r>
+              <w:rPr>
+                <w:sz w:val="12"/>
+                <w:szCs w:val="12"/>
+              </w:rPr>
+              <w:t>Request</w:t>
+            </w:r>
+            <w:r>
+              <w:rPr>
+                <w:sz w:val="12"/>
+                <w:szCs w:val="12"/>
+                <w:cs/>
+                <w:lang w:bidi="bn-IN"/>
+              </w:rPr>
+              <w:t>বলা হয়</w:t>
+            </w:r>
+            <w:r>
+              <w:rPr>
+                <w:sz w:val="12"/>
+                <w:szCs w:val="12"/>
+                <w:cs/>
+                <w:lang w:bidi="hi-IN"/>
+              </w:rPr>
+              <w:t>।</w:t>
+            </w:r>
+          </w:p>
+          <w:p>
+            <w:pPr>
+              <w:spacing w:line="360" w:lineRule="auto"/>
+              <w:rPr>
+                <w:sz w:val="12"/>
+                <w:szCs w:val="12"/>
+              </w:rPr>
+            </w:pPr>
+            <w:r>
+              <w:rPr>
+                <w:sz w:val="12"/>
+                <w:szCs w:val="12"/>
+                <w:lang w:bidi="bn-IN"/>
+              </w:rPr>
+              <w:t>4.</w:t>
+            </w:r>
+            <w:r>
+              <w:rPr>
+                <w:sz w:val="12"/>
+                <w:szCs w:val="12"/>
+                <w:cs/>
+                <w:lang w:bidi="bn-IN"/>
+              </w:rPr>
+              <w:t>যেমন:</w:t>
+            </w:r>
+            <w:r>
+              <w:rPr>
+                <w:sz w:val="12"/>
+                <w:szCs w:val="12"/>
+                <w:lang w:bidi="bn-IN"/>
+              </w:rPr>
+              <w:t xml:space="preserve">data </w:t>
+            </w:r>
+            <w:proofErr w:type="gramStart"/>
+            <w:r>
+              <w:rPr>
+                <w:sz w:val="12"/>
+                <w:szCs w:val="12"/>
+                <w:cs/>
+                <w:lang w:bidi="bn-IN"/>
+              </w:rPr>
+              <w:t>আনা(</w:t>
+            </w:r>
+            <w:proofErr w:type="gramEnd"/>
+            <w:r>
+              <w:rPr>
+                <w:sz w:val="12"/>
+                <w:szCs w:val="12"/>
+              </w:rPr>
+              <w:t xml:space="preserve">GET), </w:t>
+            </w:r>
+            <w:r>
+              <w:rPr>
+                <w:sz w:val="12"/>
+                <w:szCs w:val="12"/>
+                <w:lang w:bidi="bn-IN"/>
+              </w:rPr>
+              <w:t xml:space="preserve">Data </w:t>
+            </w:r>
+            <w:proofErr w:type="gramStart"/>
+            <w:r>
+              <w:rPr>
+                <w:sz w:val="12"/>
+                <w:szCs w:val="12"/>
+                <w:cs/>
+                <w:lang w:bidi="bn-IN"/>
+              </w:rPr>
+              <w:t>পাঠানো(</w:t>
+            </w:r>
+            <w:proofErr w:type="gramEnd"/>
+            <w:r>
+              <w:rPr>
+                <w:sz w:val="12"/>
+                <w:szCs w:val="12"/>
+              </w:rPr>
+              <w:t>POST</w:t>
+            </w:r>
+            <w:proofErr w:type="gramStart"/>
+            <w:r>
+              <w:rPr>
+                <w:sz w:val="12"/>
+                <w:szCs w:val="12"/>
+              </w:rPr>
+              <w:t xml:space="preserve">), </w:t>
+            </w:r>
+            <w:r>
+              <w:rPr>
+                <w:sz w:val="12"/>
+                <w:szCs w:val="12"/>
+              </w:rPr>
+              <w:t xml:space="preserve"> </w:t>
+            </w:r>
+            <w:r>
+              <w:rPr>
+                <w:sz w:val="12"/>
+                <w:szCs w:val="12"/>
+                <w:lang w:bidi="bn-IN"/>
+              </w:rPr>
+              <w:t>Data</w:t>
+            </w:r>
+            <w:proofErr w:type="gramEnd"/>
+            <w:r>
+              <w:rPr>
+                <w:sz w:val="12"/>
+                <w:szCs w:val="12"/>
+                <w:lang w:bidi="bn-IN"/>
+              </w:rPr>
+              <w:t xml:space="preserve"> </w:t>
+            </w:r>
+            <w:r>
+              <w:rPr>
+                <w:sz w:val="12"/>
+                <w:szCs w:val="12"/>
+                <w:cs/>
+                <w:lang w:bidi="bn-IN"/>
+              </w:rPr>
+              <w:t xml:space="preserve">আপডেট </w:t>
+            </w:r>
+            <w:proofErr w:type="gramStart"/>
+            <w:r>
+              <w:rPr>
+                <w:sz w:val="12"/>
+                <w:szCs w:val="12"/>
+                <w:cs/>
+                <w:lang w:bidi="bn-IN"/>
+              </w:rPr>
+              <w:t>করা(</w:t>
+            </w:r>
+            <w:proofErr w:type="gramEnd"/>
+            <w:r>
+              <w:rPr>
+                <w:sz w:val="12"/>
+                <w:szCs w:val="12"/>
+              </w:rPr>
+              <w:t>PUT/PATCH</w:t>
+            </w:r>
+            <w:proofErr w:type="gramStart"/>
+            <w:r>
+              <w:rPr>
+                <w:sz w:val="12"/>
+                <w:szCs w:val="12"/>
+              </w:rPr>
+              <w:t>),</w:t>
+            </w:r>
+            <w:r>
+              <w:rPr>
+                <w:sz w:val="12"/>
+                <w:szCs w:val="12"/>
+                <w:cs/>
+                <w:lang w:bidi="bn-IN"/>
+              </w:rPr>
+              <w:t>বা</w:t>
+            </w:r>
+            <w:proofErr w:type="gramEnd"/>
+            <w:r>
+              <w:rPr>
+                <w:sz w:val="12"/>
+                <w:szCs w:val="12"/>
+                <w:lang w:bidi="bn-IN"/>
+              </w:rPr>
+              <w:t xml:space="preserve">data </w:t>
+            </w:r>
+            <w:r>
+              <w:rPr>
+                <w:sz w:val="12"/>
+                <w:szCs w:val="12"/>
+                <w:cs/>
+                <w:lang w:bidi="bn-IN"/>
+              </w:rPr>
+              <w:t>মুছে</w:t>
+            </w:r>
+            <w:r>
+              <w:rPr>
+                <w:sz w:val="12"/>
+                <w:szCs w:val="12"/>
+                <w:lang w:bidi="bn-IN"/>
+              </w:rPr>
+              <w:t xml:space="preserve"> </w:t>
+            </w:r>
+            <w:r>
+              <w:rPr>
+                <w:sz w:val="12"/>
+                <w:szCs w:val="12"/>
+                <w:cs/>
+                <w:lang w:bidi="bn-IN"/>
+              </w:rPr>
+              <w:t>ফেলা</w:t>
+            </w:r>
+            <w:r>
+              <w:rPr>
+                <w:sz w:val="12"/>
+                <w:szCs w:val="12"/>
+                <w:lang w:bidi="bn-IN"/>
+              </w:rPr>
+              <w:t xml:space="preserve"> </w:t>
+            </w:r>
+            <w:r>
+              <w:rPr>
+                <w:sz w:val="12"/>
+                <w:szCs w:val="12"/>
+                <w:cs/>
+                <w:lang w:bidi="bn-IN"/>
+              </w:rPr>
+              <w:t>(</w:t>
+            </w:r>
+            <w:r>
+              <w:rPr>
+                <w:sz w:val="12"/>
+                <w:szCs w:val="12"/>
+              </w:rPr>
+              <w:t>DELETE)</w:t>
+            </w:r>
+            <w:r>
+              <w:rPr>
+                <w:sz w:val="12"/>
+                <w:szCs w:val="12"/>
+                <w:cs/>
+                <w:lang w:bidi="hi-IN"/>
+              </w:rPr>
+              <w:t>।</w:t>
+            </w:r>
+          </w:p>
+          <w:p>
+            <w:pPr>
+              <w:spacing w:line="360" w:lineRule="auto"/>
+              <w:rPr>
+                <w:b/>
+                <w:bCs/>
+                <w:sz w:val="12"/>
+                <w:szCs w:val="12"/>
+              </w:rPr>
+            </w:pPr>
+          </w:p>
+          <w:p>
+            <w:pPr>
+              <w:spacing w:line="360" w:lineRule="auto"/>
+              <w:rPr>
+                <w:b/>
+                <w:bCs/>
+                <w:sz w:val="12"/>
+                <w:szCs w:val="12"/>
+              </w:rPr>
+            </w:pPr>
+            <w:r>
+              <w:rPr>
+                <w:b/>
+                <w:bCs/>
+                <w:sz w:val="12"/>
+                <w:szCs w:val="12"/>
+              </w:rPr>
+              <w:t xml:space="preserve">XHR </w:t>
+            </w:r>
+            <w:proofErr w:type="gramStart"/>
+            <w:r>
+              <w:rPr>
+                <w:b/>
+                <w:bCs/>
+                <w:sz w:val="12"/>
+                <w:szCs w:val="12"/>
+              </w:rPr>
+              <w:t>A</w:t>
+            </w:r>
+            <w:proofErr w:type="gramEnd"/>
+            <w:r>
+              <w:rPr>
+                <w:b/>
+                <w:bCs/>
+                <w:sz w:val="12"/>
+                <w:szCs w:val="12"/>
+              </w:rPr>
+              <w:t xml:space="preserve"> </w:t>
+            </w:r>
+            <w:r>
+              <w:rPr>
+                <w:b/>
+                <w:bCs/>
+                <w:sz w:val="12"/>
+                <w:szCs w:val="12"/>
+              </w:rPr>
+              <w:t xml:space="preserve">XML </w:t>
+            </w:r>
+            <w:r>
+              <w:rPr>
+                <w:b/>
+                <w:bCs/>
+                <w:sz w:val="12"/>
+                <w:szCs w:val="12"/>
+                <w:cs/>
+                <w:lang w:bidi="bn-IN"/>
+              </w:rPr>
+              <w:t xml:space="preserve">নাম থাকলেও কেন </w:t>
+            </w:r>
+            <w:r>
+              <w:rPr>
+                <w:b/>
+                <w:bCs/>
+                <w:sz w:val="12"/>
+                <w:szCs w:val="12"/>
+              </w:rPr>
+              <w:t xml:space="preserve">JSON </w:t>
+            </w:r>
+            <w:r>
+              <w:rPr>
+                <w:b/>
+                <w:bCs/>
+                <w:sz w:val="12"/>
+                <w:szCs w:val="12"/>
+                <w:cs/>
+                <w:lang w:bidi="bn-IN"/>
+              </w:rPr>
+              <w:t>ব্যবহার হয়</w:t>
+            </w:r>
+            <w:r>
+              <w:rPr>
+                <w:b/>
+                <w:bCs/>
+                <w:sz w:val="12"/>
+                <w:szCs w:val="12"/>
+              </w:rPr>
+              <w:t>?</w:t>
+            </w:r>
+          </w:p>
+          <w:p>
+            <w:pPr>
+              <w:spacing w:line="360" w:lineRule="auto"/>
+              <w:rPr>
+                <w:sz w:val="12"/>
+                <w:szCs w:val="12"/>
+              </w:rPr>
+            </w:pPr>
+            <w:r>
+              <w:rPr>
+                <w:sz w:val="12"/>
+                <w:szCs w:val="12"/>
+                <w:lang w:bidi="bn-IN"/>
+              </w:rPr>
+              <w:t>1.</w:t>
+            </w:r>
+            <w:r>
+              <w:rPr>
+                <w:sz w:val="12"/>
+                <w:szCs w:val="12"/>
+                <w:cs/>
+                <w:lang w:bidi="bn-IN"/>
+              </w:rPr>
+              <w:t>যদিও</w:t>
+            </w:r>
+            <w:r>
+              <w:rPr>
+                <w:sz w:val="12"/>
+                <w:szCs w:val="12"/>
+              </w:rPr>
+              <w:t xml:space="preserve"> </w:t>
+            </w:r>
+            <w:r>
+              <w:rPr>
+                <w:sz w:val="12"/>
+                <w:szCs w:val="12"/>
+              </w:rPr>
+              <w:t xml:space="preserve">XHR </w:t>
+            </w:r>
+            <w:proofErr w:type="gramStart"/>
+            <w:r>
+              <w:rPr>
+                <w:b/>
+                <w:bCs/>
+                <w:sz w:val="12"/>
+                <w:szCs w:val="12"/>
+                <w:cs/>
+              </w:rPr>
+              <w:t>মানে</w:t>
+            </w:r>
+            <w:r>
+              <w:rPr>
+                <w:b/>
+                <w:bCs/>
+                <w:sz w:val="12"/>
+                <w:szCs w:val="12"/>
+              </w:rPr>
+              <w:t xml:space="preserve">  </w:t>
+            </w:r>
+            <w:r>
+              <w:rPr>
+                <w:sz w:val="12"/>
+                <w:szCs w:val="12"/>
+                <w:cs/>
+                <w:lang w:bidi="bn-IN"/>
+              </w:rPr>
+              <w:t>হলো</w:t>
+            </w:r>
+            <w:proofErr w:type="gramEnd"/>
+            <w:r>
+              <w:rPr>
+                <w:b/>
+                <w:bCs/>
+                <w:sz w:val="12"/>
+                <w:szCs w:val="12"/>
+              </w:rPr>
+              <w:t xml:space="preserve"> </w:t>
+            </w:r>
+            <w:proofErr w:type="spellStart"/>
+            <w:r>
+              <w:rPr>
+                <w:b/>
+                <w:bCs/>
+                <w:sz w:val="12"/>
+                <w:szCs w:val="12"/>
+              </w:rPr>
+              <w:t>XMLHttpRequest</w:t>
+            </w:r>
+            <w:proofErr w:type="spellEnd"/>
+            <w:r>
+              <w:rPr>
+                <w:sz w:val="12"/>
+                <w:szCs w:val="12"/>
+              </w:rPr>
+              <w:t xml:space="preserve"> </w:t>
+            </w:r>
+            <w:r>
+              <w:rPr>
+                <w:sz w:val="12"/>
+                <w:szCs w:val="12"/>
+                <w:cs/>
+                <w:lang w:bidi="bn-IN"/>
+              </w:rPr>
+              <w:t>নামের মধ্যে</w:t>
+            </w:r>
+            <w:r>
+              <w:rPr>
+                <w:sz w:val="12"/>
+                <w:szCs w:val="12"/>
+              </w:rPr>
+              <w:t xml:space="preserve"> </w:t>
+            </w:r>
+            <w:r>
+              <w:rPr>
+                <w:b/>
+                <w:bCs/>
+                <w:sz w:val="12"/>
+                <w:szCs w:val="12"/>
+              </w:rPr>
+              <w:t>XML</w:t>
+            </w:r>
+            <w:r>
+              <w:rPr>
+                <w:sz w:val="12"/>
+                <w:szCs w:val="12"/>
+              </w:rPr>
+              <w:t xml:space="preserve"> </w:t>
+            </w:r>
+            <w:r>
+              <w:rPr>
+                <w:sz w:val="12"/>
+                <w:szCs w:val="12"/>
+                <w:cs/>
+                <w:lang w:bidi="bn-IN"/>
+              </w:rPr>
+              <w:t>রয়েছে</w:t>
+            </w:r>
+            <w:r>
+              <w:rPr>
+                <w:sz w:val="12"/>
+                <w:szCs w:val="12"/>
+              </w:rPr>
+              <w:t xml:space="preserve">, </w:t>
+            </w:r>
+          </w:p>
+          <w:p>
+            <w:pPr>
+              <w:spacing w:line="360" w:lineRule="auto"/>
+              <w:rPr>
+                <w:sz w:val="12"/>
+                <w:szCs w:val="12"/>
+                <w:lang w:bidi="bn-IN"/>
+              </w:rPr>
+            </w:pPr>
+            <w:r>
+              <w:rPr>
+                <w:sz w:val="12"/>
+                <w:szCs w:val="12"/>
+                <w:cs/>
+                <w:lang w:bidi="bn-IN"/>
+              </w:rPr>
+              <w:t xml:space="preserve">বর্তমানে </w:t>
+            </w:r>
+            <w:r>
+              <w:rPr>
+                <w:sz w:val="12"/>
+                <w:szCs w:val="12"/>
+                <w:lang w:bidi="bn-IN"/>
+              </w:rPr>
+              <w:t xml:space="preserve">XHR </w:t>
+            </w:r>
+            <w:r>
+              <w:rPr>
+                <w:sz w:val="12"/>
+                <w:szCs w:val="12"/>
+                <w:cs/>
+                <w:lang w:bidi="bn-IN"/>
+              </w:rPr>
+              <w:t xml:space="preserve"> শুধু </w:t>
+            </w:r>
+            <w:r>
+              <w:rPr>
+                <w:sz w:val="12"/>
+                <w:szCs w:val="12"/>
+              </w:rPr>
+              <w:t xml:space="preserve">XML </w:t>
+            </w:r>
+            <w:r>
+              <w:rPr>
+                <w:sz w:val="12"/>
+                <w:szCs w:val="12"/>
+                <w:cs/>
+                <w:lang w:bidi="bn-IN"/>
+              </w:rPr>
+              <w:t>নয়</w:t>
+            </w:r>
+            <w:r>
+              <w:rPr>
+                <w:sz w:val="12"/>
+                <w:szCs w:val="12"/>
+              </w:rPr>
+              <w:t xml:space="preserve">, </w:t>
+            </w:r>
+            <w:r>
+              <w:rPr>
+                <w:b/>
+                <w:bCs/>
+                <w:sz w:val="12"/>
+                <w:szCs w:val="12"/>
+              </w:rPr>
+              <w:t>JSON</w:t>
+            </w:r>
+            <w:r>
+              <w:rPr>
+                <w:sz w:val="12"/>
+                <w:szCs w:val="12"/>
+              </w:rPr>
+              <w:t xml:space="preserve">, </w:t>
+            </w:r>
+            <w:r>
+              <w:rPr>
+                <w:b/>
+                <w:bCs/>
+                <w:sz w:val="12"/>
+                <w:szCs w:val="12"/>
+              </w:rPr>
+              <w:t>Text</w:t>
+            </w:r>
+            <w:r>
+              <w:rPr>
+                <w:sz w:val="12"/>
+                <w:szCs w:val="12"/>
+              </w:rPr>
+              <w:t xml:space="preserve">, </w:t>
+            </w:r>
+            <w:r>
+              <w:rPr>
+                <w:b/>
+                <w:bCs/>
+                <w:sz w:val="12"/>
+                <w:szCs w:val="12"/>
+              </w:rPr>
+              <w:t>HTML</w:t>
+            </w:r>
+            <w:r>
+              <w:rPr>
+                <w:sz w:val="12"/>
+                <w:szCs w:val="12"/>
+              </w:rPr>
+              <w:t xml:space="preserve">, </w:t>
+            </w:r>
+            <w:r>
+              <w:rPr>
+                <w:b/>
+                <w:bCs/>
+                <w:sz w:val="12"/>
+                <w:szCs w:val="12"/>
+              </w:rPr>
+              <w:t>Blob</w:t>
+            </w:r>
+            <w:r>
+              <w:rPr>
+                <w:sz w:val="12"/>
+                <w:szCs w:val="12"/>
+              </w:rPr>
+              <w:t xml:space="preserve"> </w:t>
+            </w:r>
+            <w:r>
+              <w:rPr>
+                <w:sz w:val="12"/>
+                <w:szCs w:val="12"/>
+                <w:cs/>
+                <w:lang w:bidi="bn-IN"/>
+              </w:rPr>
+              <w:t xml:space="preserve">ইত্যাদি </w:t>
+            </w:r>
+          </w:p>
+          <w:p>
+            <w:pPr>
+              <w:spacing w:line="360" w:lineRule="auto"/>
+              <w:rPr>
+                <w:sz w:val="12"/>
+                <w:szCs w:val="12"/>
+                <w:lang w:bidi="bn-IN"/>
+              </w:rPr>
+            </w:pPr>
+            <w:r>
+              <w:rPr>
+                <w:sz w:val="12"/>
+                <w:szCs w:val="12"/>
+                <w:cs/>
+                <w:lang w:bidi="bn-IN"/>
+              </w:rPr>
+              <w:t xml:space="preserve">বিভিন্ন ধরনের </w:t>
+            </w:r>
+            <w:r>
+              <w:rPr>
+                <w:sz w:val="12"/>
+                <w:szCs w:val="12"/>
+                <w:lang w:bidi="bn-IN"/>
+              </w:rPr>
+              <w:t>data</w:t>
+            </w:r>
+            <w:r>
+              <w:rPr>
+                <w:sz w:val="12"/>
+                <w:szCs w:val="12"/>
+                <w:cs/>
+                <w:lang w:bidi="bn-IN"/>
+              </w:rPr>
+              <w:t xml:space="preserve">ও আদান-প্রদান করতে পারে। </w:t>
+            </w:r>
+          </w:p>
+          <w:p>
+            <w:pPr>
+              <w:spacing w:line="360" w:lineRule="auto"/>
+              <w:rPr>
+                <w:sz w:val="12"/>
+                <w:szCs w:val="12"/>
+              </w:rPr>
+            </w:pPr>
+            <w:r>
+              <w:rPr>
+                <w:sz w:val="12"/>
+                <w:szCs w:val="12"/>
+                <w:lang w:bidi="bn-IN"/>
+              </w:rPr>
+              <w:t>2.</w:t>
+            </w:r>
+            <w:r>
+              <w:rPr>
+                <w:sz w:val="12"/>
+                <w:szCs w:val="12"/>
+                <w:cs/>
+                <w:lang w:bidi="bn-IN"/>
+              </w:rPr>
+              <w:t xml:space="preserve">তাই আধুনিক </w:t>
+            </w:r>
+            <w:r>
+              <w:rPr>
+                <w:sz w:val="12"/>
+                <w:szCs w:val="12"/>
+              </w:rPr>
+              <w:t>Web Application-</w:t>
+            </w:r>
+            <w:r>
+              <w:rPr>
+                <w:sz w:val="12"/>
+                <w:szCs w:val="12"/>
+                <w:cs/>
+                <w:lang w:bidi="bn-IN"/>
+              </w:rPr>
+              <w:t xml:space="preserve">এ </w:t>
+            </w:r>
+            <w:r>
+              <w:rPr>
+                <w:sz w:val="12"/>
+                <w:szCs w:val="12"/>
+              </w:rPr>
+              <w:t xml:space="preserve">XHR </w:t>
+            </w:r>
+            <w:r>
+              <w:rPr>
+                <w:sz w:val="12"/>
+                <w:szCs w:val="12"/>
+                <w:cs/>
+                <w:lang w:bidi="bn-IN"/>
+              </w:rPr>
+              <w:t>সাধারণত</w:t>
+            </w:r>
+            <w:r>
+              <w:rPr>
+                <w:sz w:val="12"/>
+                <w:szCs w:val="12"/>
+              </w:rPr>
+              <w:t xml:space="preserve"> </w:t>
+            </w:r>
+            <w:r>
+              <w:rPr>
+                <w:b/>
+                <w:bCs/>
+                <w:sz w:val="12"/>
+                <w:szCs w:val="12"/>
+              </w:rPr>
+              <w:t>JSON</w:t>
+            </w:r>
+            <w:r>
+              <w:rPr>
+                <w:sz w:val="12"/>
+                <w:szCs w:val="12"/>
+              </w:rPr>
+              <w:t xml:space="preserve"> </w:t>
+            </w:r>
+            <w:r>
+              <w:rPr>
+                <w:sz w:val="12"/>
+                <w:szCs w:val="12"/>
+              </w:rPr>
+              <w:t xml:space="preserve">data </w:t>
+            </w:r>
+            <w:r>
+              <w:rPr>
+                <w:sz w:val="12"/>
+                <w:szCs w:val="12"/>
+                <w:cs/>
+                <w:lang w:bidi="bn-IN"/>
+              </w:rPr>
+              <w:t>নিয়ে কাজ করে</w:t>
             </w:r>
             <w:r>
               <w:rPr>
@@ -2506,7 +7045,7 @@
         <v:path o:extrusionok="f" gradientshapeok="t" o:connecttype="rect"/>
         <o:lock v:ext="edit" aspectratio="t"/>
       </v:shapetype>
-      <v:shape id="_x0000_i1029" type="#_x0000_t75" style="width:1pt;height:1pt;visibility:visible;mso-wrap-style:square" o:bullet="t">
+      <v:shape id="_x0000_i1287" type="#_x0000_t75" style="width:1.1pt;height:1.1pt;visibility:visible;mso-wrap-style:square" o:bullet="t">
         <v:imagedata r:id="rId1" o:title=""/>
       </v:shape>
     </w:pict>
@@ -2661,6 +7200,155 @@
     </w:lvl>
   </w:abstractNum>
   <w:abstractNum w:abstractNumId="1" w15:restartNumberingAfterBreak="0">
+    <w:nsid w:val="08943718"/>
+    <w:multiLevelType w:val="multilevel"/>
+    <w:tmpl w:val="A8E4DB7A"/>
+    <w:lvl w:ilvl="0">
+      <w:start w:val="1"/>
+      <w:numFmt w:val="bullet"/>
+      <w:lvlText w:val=""/>
+      <w:lvlJc w:val="left"/>
+      <w:pPr>
+        <w:tabs>
+          <w:tab w:val="num" w:pos="720"/>
+        </w:tabs>
+        <w:ind w:left="720" w:hanging="360"/>
+      </w:pPr>
+      <w:rPr>
+        <w:rFonts w:ascii="Symbol" w:hAnsi="Symbol" w:hint="default"/>
+        <w:sz w:val="20"/>
+      </w:rPr>
+    </w:lvl>
+    <w:lvl w:ilvl="1" w:tentative="1">
+      <w:start w:val="1"/>
+      <w:numFmt w:val="bullet"/>
+      <w:lvlText w:val="o"/>
+      <w:lvlJc w:val="left"/>
+      <w:pPr>
+        <w:tabs>
+          <w:tab w:val="num" w:pos="1440"/>
+        </w:tabs>
+        <w:ind w:left="1440" w:hanging="360"/>
+      </w:pPr>
+      <w:rPr>
+        <w:rFonts w:ascii="Courier New" w:hAnsi="Courier New" w:hint="default"/>
+        <w:sz w:val="20"/>
+      </w:rPr>
+    </w:lvl>
+    <w:lvl w:ilvl="2" w:tentative="1">
+      <w:start w:val="1"/>
+      <w:numFmt w:val="bullet"/>
+      <w:lvlText w:val=""/>
+      <w:lvlJc w:val="left"/>
+      <w:pPr>
+        <w:tabs>
+          <w:tab w:val="num" w:pos="2160"/>
+        </w:tabs>
+        <w:ind w:left="2160" w:hanging="360"/>
+      </w:pPr>
+      <w:rPr>
+        <w:rFonts w:ascii="Wingdings" w:hAnsi="Wingdings" w:hint="default"/>
+        <w:sz w:val="20"/>
+      </w:rPr>
+    </w:lvl>
+    <w:lvl w:ilvl="3" w:tentative="1">
+      <w:start w:val="1"/>
+      <w:numFmt w:val="bullet"/>
+      <w:lvlText w:val=""/>
+      <w:lvlJc w:val="left"/>
+      <w:pPr>
+        <w:tabs>
+          <w:tab w:val="num" w:pos="2880"/>
+        </w:tabs>
+        <w:ind w:left="2880" w:hanging="360"/>
+      </w:pPr>
+      <w:rPr>
+        <w:rFonts w:ascii="Wingdings" w:hAnsi="Wingdings" w:hint="default"/>
+        <w:sz w:val="20"/>
+      </w:rPr>
+    </w:lvl>
+    <w:lvl w:ilvl="4" w:tentative="1">
+      <w:start w:val="1"/>
+      <w:numFmt w:val="bullet"/>
+      <w:lvlText w:val=""/>
+      <w:lvlJc w:val="left"/>
+      <w:pPr>
+        <w:tabs>
+          <w:tab w:val="num" w:pos="3600"/>
+        </w:tabs>
+        <w:ind w:left="3600" w:hanging="360"/>
+      </w:pPr>
+      <w:rPr>
+        <w:rFonts w:ascii="Wingdings" w:hAnsi="Wingdings" w:hint="default"/>
+        <w:sz w:val="20"/>
+      </w:rPr>
+    </w:lvl>
+    <w:lvl w:ilvl="5" w:tentative="1">
+      <w:start w:val="1"/>
+      <w:numFmt w:val="bullet"/>
+      <w:lvlText w:val=""/>
+      <w:lvlJc w:val="left"/>
+      <w:pPr>
+        <w:tabs>
+          <w:tab w:val="num" w:pos="4320"/>
+        </w:tabs>
+        <w:ind w:left="4320" w:hanging="360"/>
+      </w:pPr>
+      <w:rPr>
+        <w:rFonts w:ascii="Wingdings" w:hAnsi="Wingdings" w:hint="default"/>
+        <w:sz w:val="20"/>
+      </w:rPr>
+    </w:lvl>
+    <w:lvl w:ilvl="6" w:tentative="1">
+      <w:start w:val="1"/>
+      <w:numFmt w:val="bullet"/>
+      <w:lvlText w:val=""/>
+      <w:lvlJc w:val="left"/>
+      <w:pPr>
+        <w:tabs>
+          <w:tab w:val="num" w:pos="5040"/>
+        </w:tabs>
+        <w:ind w:left="5040" w:hanging="360"/>
+      </w:pPr>
+      <w:rPr>
+        <w:rFonts w:ascii="Wingdings" w:hAnsi="Wingdings" w:hint="default"/>
+        <w:sz w:val="20"/>
+      </w:rPr>
+    </w:lvl>
+    <w:lvl w:ilvl="7" w:tentative="1">
+      <w:start w:val="1"/>
+      <w:numFmt w:val="bullet"/>
+      <w:lvlText w:val=""/>
+      <w:lvlJc w:val="left"/>
+      <w:pPr>
+        <w:tabs>
+          <w:tab w:val="num" w:pos="5760"/>
+        </w:tabs>
+        <w:ind w:left="5760" w:hanging="360"/>
+      </w:pPr>
+      <w:rPr>
+        <w:rFonts w:ascii="Wingdings" w:hAnsi="Wingdings" w:hint="default"/>
+        <w:sz w:val="20"/>
+      </w:rPr>
+    </w:lvl>
+    <w:lvl w:ilvl="8" w:tentative="1">
+      <w:start w:val="1"/>
+      <w:numFmt w:val="bullet"/>
+      <w:lvlText w:val=""/>
+      <w:lvlJc w:val="left"/>
+      <w:pPr>
+        <w:tabs>
+          <w:tab w:val="num" w:pos="6480"/>
+        </w:tabs>
+        <w:ind w:left="6480" w:hanging="360"/>
+      </w:pPr>
+      <w:rPr>
+        <w:rFonts w:ascii="Wingdings" w:hAnsi="Wingdings" w:hint="default"/>
+        <w:sz w:val="20"/>
+      </w:rPr>
+    </w:lvl>
+  </w:abstractNum>
+  <w:abstractNum w:abstractNumId="2" w15:restartNumberingAfterBreak="0">
     <w:nsid w:val="09E832BF"/>
     <w:multiLevelType w:val="multilevel"/>
     <w:tmpl w:val="E75EB43A"/>
@@ -2809,7 +7497,7 @@
       </w:rPr>
     </w:lvl>
   </w:abstractNum>
-  <w:abstractNum w:abstractNumId="2" w15:restartNumberingAfterBreak="0">
+  <w:abstractNum w:abstractNumId="3" w15:restartNumberingAfterBreak="0">
     <w:nsid w:val="12962D7D"/>
     <w:multiLevelType w:val="hybridMultilevel"/>
     <w:tmpl w:val="C18EE4C4"/>
@@ -2950,7 +7638,7 @@
       </w:rPr>
     </w:lvl>
   </w:abstractNum>
-  <w:abstractNum w:abstractNumId="3" w15:restartNumberingAfterBreak="0">
+  <w:abstractNum w:abstractNumId="4" w15:restartNumberingAfterBreak="0">
     <w:nsid w:val="17BD5FF7"/>
     <w:multiLevelType w:val="multilevel"/>
     <w:tmpl w:val="9ED60AA0"/>
@@ -3099,7 +7787,7 @@
       </w:rPr>
     </w:lvl>
   </w:abstractNum>
-  <w:abstractNum w:abstractNumId="4" w15:restartNumberingAfterBreak="0">
+  <w:abstractNum w:abstractNumId="5" w15:restartNumberingAfterBreak="0">
     <w:nsid w:val="1C5D41BD"/>
     <w:multiLevelType w:val="multilevel"/>
     <w:tmpl w:val="7766EC76"/>
@@ -3248,7 +7936,7 @@
       </w:rPr>
     </w:lvl>
   </w:abstractNum>
-  <w:abstractNum w:abstractNumId="5" w15:restartNumberingAfterBreak="0">
+  <w:abstractNum w:abstractNumId="6" w15:restartNumberingAfterBreak="0">
     <w:nsid w:val="1DC8313F"/>
     <w:multiLevelType w:val="multilevel"/>
     <w:tmpl w:val="DAD485F6"/>
@@ -3361,7 +8049,7 @@
       </w:pPr>
     </w:lvl>
   </w:abstractNum>
-  <w:abstractNum w:abstractNumId="6" w15:restartNumberingAfterBreak="0">
+  <w:abstractNum w:abstractNumId="7" w15:restartNumberingAfterBreak="0">
     <w:nsid w:val="227A4DA7"/>
     <w:multiLevelType w:val="multilevel"/>
     <w:tmpl w:val="711CAABE"/>
@@ -3510,7 +8198,7 @@
       </w:rPr>
     </w:lvl>
   </w:abstractNum>
-  <w:abstractNum w:abstractNumId="7" w15:restartNumberingAfterBreak="0">
+  <w:abstractNum w:abstractNumId="8" w15:restartNumberingAfterBreak="0">
     <w:nsid w:val="23497283"/>
     <w:multiLevelType w:val="multilevel"/>
     <w:tmpl w:val="C19C2EEE"/>
@@ -3623,7 +8311,7 @@
       </w:pPr>
     </w:lvl>
   </w:abstractNum>
-  <w:abstractNum w:abstractNumId="8" w15:restartNumberingAfterBreak="0">
+  <w:abstractNum w:abstractNumId="9" w15:restartNumberingAfterBreak="0">
     <w:nsid w:val="281C72F7"/>
     <w:multiLevelType w:val="multilevel"/>
     <w:tmpl w:val="5C661758"/>
@@ -3772,7 +8460,156 @@
       </w:rPr>
     </w:lvl>
   </w:abstractNum>
-  <w:abstractNum w:abstractNumId="9" w15:restartNumberingAfterBreak="0">
+  <w:abstractNum w:abstractNumId="10" w15:restartNumberingAfterBreak="0">
+    <w:nsid w:val="3B3C3B1E"/>
+    <w:multiLevelType w:val="multilevel"/>
+    <w:tmpl w:val="67CA45C6"/>
+    <w:lvl w:ilvl="0">
+      <w:start w:val="1"/>
+      <w:numFmt w:val="bullet"/>
+      <w:lvlText w:val=""/>
+      <w:lvlJc w:val="left"/>
+      <w:pPr>
+        <w:tabs>
+          <w:tab w:val="num" w:pos="720"/>
+        </w:tabs>
+        <w:ind w:left="720" w:hanging="360"/>
+      </w:pPr>
+      <w:rPr>
+        <w:rFonts w:ascii="Symbol" w:hAnsi="Symbol" w:hint="default"/>
+        <w:sz w:val="20"/>
+      </w:rPr>
+    </w:lvl>
+    <w:lvl w:ilvl="1" w:tentative="1">
+      <w:start w:val="1"/>
+      <w:numFmt w:val="bullet"/>
+      <w:lvlText w:val="o"/>
+      <w:lvlJc w:val="left"/>
+      <w:pPr>
+        <w:tabs>
+          <w:tab w:val="num" w:pos="1440"/>
+        </w:tabs>
+        <w:ind w:left="1440" w:hanging="360"/>
+      </w:pPr>
+      <w:rPr>
+        <w:rFonts w:ascii="Courier New" w:hAnsi="Courier New" w:hint="default"/>
+        <w:sz w:val="20"/>
+      </w:rPr>
+    </w:lvl>
+    <w:lvl w:ilvl="2" w:tentative="1">
+      <w:start w:val="1"/>
+      <w:numFmt w:val="bullet"/>
+      <w:lvlText w:val=""/>
+      <w:lvlJc w:val="left"/>
+      <w:pPr>
+        <w:tabs>
+          <w:tab w:val="num" w:pos="2160"/>
+        </w:tabs>
+        <w:ind w:left="2160" w:hanging="360"/>
+      </w:pPr>
+      <w:rPr>
+        <w:rFonts w:ascii="Wingdings" w:hAnsi="Wingdings" w:hint="default"/>
+        <w:sz w:val="20"/>
+      </w:rPr>
+    </w:lvl>
+    <w:lvl w:ilvl="3" w:tentative="1">
+      <w:start w:val="1"/>
+      <w:numFmt w:val="bullet"/>
+      <w:lvlText w:val=""/>
+      <w:lvlJc w:val="left"/>
+      <w:pPr>
+        <w:tabs>
+          <w:tab w:val="num" w:pos="2880"/>
+        </w:tabs>
+        <w:ind w:left="2880" w:hanging="360"/>
+      </w:pPr>
+      <w:rPr>
+        <w:rFonts w:ascii="Wingdings" w:hAnsi="Wingdings" w:hint="default"/>
+        <w:sz w:val="20"/>
+      </w:rPr>
+    </w:lvl>
+    <w:lvl w:ilvl="4" w:tentative="1">
+      <w:start w:val="1"/>
+      <w:numFmt w:val="bullet"/>
+      <w:lvlText w:val=""/>
+      <w:lvlJc w:val="left"/>
+      <w:pPr>
+        <w:tabs>
+          <w:tab w:val="num" w:pos="3600"/>
+        </w:tabs>
+        <w:ind w:left="3600" w:hanging="360"/>
+      </w:pPr>
+      <w:rPr>
+        <w:rFonts w:ascii="Wingdings" w:hAnsi="Wingdings" w:hint="default"/>
+        <w:sz w:val="20"/>
+      </w:rPr>
+    </w:lvl>
+    <w:lvl w:ilvl="5" w:tentative="1">
+      <w:start w:val="1"/>
+      <w:numFmt w:val="bullet"/>
+      <w:lvlText w:val=""/>
+      <w:lvlJc w:val="left"/>
+      <w:pPr>
+        <w:tabs>
+          <w:tab w:val="num" w:pos="4320"/>
+        </w:tabs>
+        <w:ind w:left="4320" w:hanging="360"/>
+      </w:pPr>
+      <w:rPr>
+        <w:rFonts w:ascii="Wingdings" w:hAnsi="Wingdings" w:hint="default"/>
+        <w:sz w:val="20"/>
+      </w:rPr>
+    </w:lvl>
+    <w:lvl w:ilvl="6" w:tentative="1">
+      <w:start w:val="1"/>
+      <w:numFmt w:val="bullet"/>
+      <w:lvlText w:val=""/>
+      <w:lvlJc w:val="left"/>
+      <w:pPr>
+        <w:tabs>
+          <w:tab w:val="num" w:pos="5040"/>
+        </w:tabs>
+        <w:ind w:left="5040" w:hanging="360"/>
+      </w:pPr>
+      <w:rPr>
+        <w:rFonts w:ascii="Wingdings" w:hAnsi="Wingdings" w:hint="default"/>
+        <w:sz w:val="20"/>
+      </w:rPr>
+    </w:lvl>
+    <w:lvl w:ilvl="7" w:tentative="1">
+      <w:start w:val="1"/>
+      <w:numFmt w:val="bullet"/>
+      <w:lvlText w:val=""/>
+      <w:lvlJc w:val="left"/>
+      <w:pPr>
+        <w:tabs>
+          <w:tab w:val="num" w:pos="5760"/>
+        </w:tabs>
+        <w:ind w:left="5760" w:hanging="360"/>
+      </w:pPr>
+      <w:rPr>
+        <w:rFonts w:ascii="Wingdings" w:hAnsi="Wingdings" w:hint="default"/>
+        <w:sz w:val="20"/>
+      </w:rPr>
+    </w:lvl>
+    <w:lvl w:ilvl="8" w:tentative="1">
+      <w:start w:val="1"/>
+      <w:numFmt w:val="bullet"/>
+      <w:lvlText w:val=""/>
+      <w:lvlJc w:val="left"/>
+      <w:pPr>
+        <w:tabs>
+          <w:tab w:val="num" w:pos="6480"/>
+        </w:tabs>
+        <w:ind w:left="6480" w:hanging="360"/>
+      </w:pPr>
+      <w:rPr>
+        <w:rFonts w:ascii="Wingdings" w:hAnsi="Wingdings" w:hint="default"/>
+        <w:sz w:val="20"/>
+      </w:rPr>
+    </w:lvl>
+  </w:abstractNum>
+  <w:abstractNum w:abstractNumId="11" w15:restartNumberingAfterBreak="0">
     <w:nsid w:val="3D9001B4"/>
     <w:multiLevelType w:val="multilevel"/>
     <w:tmpl w:val="14566A26"/>
@@ -3921,7 +8758,7 @@
       </w:rPr>
     </w:lvl>
   </w:abstractNum>
-  <w:abstractNum w:abstractNumId="10" w15:restartNumberingAfterBreak="0">
+  <w:abstractNum w:abstractNumId="12" w15:restartNumberingAfterBreak="0">
     <w:nsid w:val="3EBB41CD"/>
     <w:multiLevelType w:val="multilevel"/>
     <w:tmpl w:val="3D4C1F22"/>
@@ -4070,7 +8907,7 @@
       </w:rPr>
     </w:lvl>
   </w:abstractNum>
-  <w:abstractNum w:abstractNumId="11" w15:restartNumberingAfterBreak="0">
+  <w:abstractNum w:abstractNumId="13" w15:restartNumberingAfterBreak="0">
     <w:nsid w:val="4EED0ED0"/>
     <w:multiLevelType w:val="multilevel"/>
     <w:tmpl w:val="EFEE1A98"/>
@@ -4219,7 +9056,7 @@
       </w:rPr>
     </w:lvl>
   </w:abstractNum>
-  <w:abstractNum w:abstractNumId="12" w15:restartNumberingAfterBreak="0">
+  <w:abstractNum w:abstractNumId="14" w15:restartNumberingAfterBreak="0">
     <w:nsid w:val="521A644F"/>
     <w:multiLevelType w:val="multilevel"/>
     <w:tmpl w:val="F57AE71E"/>
@@ -4368,7 +9205,7 @@
       </w:rPr>
     </w:lvl>
   </w:abstractNum>
-  <w:abstractNum w:abstractNumId="13" w15:restartNumberingAfterBreak="0">
+  <w:abstractNum w:abstractNumId="15" w15:restartNumberingAfterBreak="0">
     <w:nsid w:val="532158AB"/>
     <w:multiLevelType w:val="multilevel"/>
     <w:tmpl w:val="B6F0A2E0"/>
@@ -4517,7 +9354,7 @@
       </w:rPr>
     </w:lvl>
   </w:abstractNum>
-  <w:abstractNum w:abstractNumId="14" w15:restartNumberingAfterBreak="0">
+  <w:abstractNum w:abstractNumId="16" w15:restartNumberingAfterBreak="0">
     <w:nsid w:val="543C54A3"/>
     <w:multiLevelType w:val="multilevel"/>
     <w:tmpl w:val="6B562ED0"/>
@@ -4666,7 +9503,156 @@
       </w:rPr>
     </w:lvl>
   </w:abstractNum>
-  <w:abstractNum w:abstractNumId="15" w15:restartNumberingAfterBreak="0">
+  <w:abstractNum w:abstractNumId="17" w15:restartNumberingAfterBreak="0">
+    <w:nsid w:val="558C3604"/>
+    <w:multiLevelType w:val="multilevel"/>
+    <w:tmpl w:val="0C7C66E0"/>
+    <w:lvl w:ilvl="0">
+      <w:start w:val="1"/>
+      <w:numFmt w:val="bullet"/>
+      <w:lvlText w:val=""/>
+      <w:lvlJc w:val="left"/>
+      <w:pPr>
+        <w:tabs>
+          <w:tab w:val="num" w:pos="720"/>
+        </w:tabs>
+        <w:ind w:left="720" w:hanging="360"/>
+      </w:pPr>
+      <w:rPr>
+        <w:rFonts w:ascii="Symbol" w:hAnsi="Symbol" w:hint="default"/>
+        <w:sz w:val="20"/>
+      </w:rPr>
+    </w:lvl>
+    <w:lvl w:ilvl="1" w:tentative="1">
+      <w:start w:val="1"/>
+      <w:numFmt w:val="bullet"/>
+      <w:lvlText w:val="o"/>
+      <w:lvlJc w:val="left"/>
+      <w:pPr>
+        <w:tabs>
+          <w:tab w:val="num" w:pos="1440"/>
+        </w:tabs>
+        <w:ind w:left="1440" w:hanging="360"/>
+      </w:pPr>
+      <w:rPr>
+        <w:rFonts w:ascii="Courier New" w:hAnsi="Courier New" w:hint="default"/>
+        <w:sz w:val="20"/>
+      </w:rPr>
+    </w:lvl>
+    <w:lvl w:ilvl="2" w:tentative="1">
+      <w:start w:val="1"/>
+      <w:numFmt w:val="bullet"/>
+      <w:lvlText w:val=""/>
+      <w:lvlJc w:val="left"/>
+      <w:pPr>
+        <w:tabs>
+          <w:tab w:val="num" w:pos="2160"/>
+        </w:tabs>
+        <w:ind w:left="2160" w:hanging="360"/>
+      </w:pPr>
+      <w:rPr>
+        <w:rFonts w:ascii="Wingdings" w:hAnsi="Wingdings" w:hint="default"/>
+        <w:sz w:val="20"/>
+      </w:rPr>
+    </w:lvl>
+    <w:lvl w:ilvl="3" w:tentative="1">
+      <w:start w:val="1"/>
+      <w:numFmt w:val="bullet"/>
+      <w:lvlText w:val=""/>
+      <w:lvlJc w:val="left"/>
+      <w:pPr>
+        <w:tabs>
+          <w:tab w:val="num" w:pos="2880"/>
+        </w:tabs>
+        <w:ind w:left="2880" w:hanging="360"/>
+      </w:pPr>
+      <w:rPr>
+        <w:rFonts w:ascii="Wingdings" w:hAnsi="Wingdings" w:hint="default"/>
+        <w:sz w:val="20"/>
+      </w:rPr>
+    </w:lvl>
+    <w:lvl w:ilvl="4" w:tentative="1">
+      <w:start w:val="1"/>
+      <w:numFmt w:val="bullet"/>
+      <w:lvlText w:val=""/>
+      <w:lvlJc w:val="left"/>
+      <w:pPr>
+        <w:tabs>
+          <w:tab w:val="num" w:pos="3600"/>
+        </w:tabs>
+        <w:ind w:left="3600" w:hanging="360"/>
+      </w:pPr>
+      <w:rPr>
+        <w:rFonts w:ascii="Wingdings" w:hAnsi="Wingdings" w:hint="default"/>
+        <w:sz w:val="20"/>
+      </w:rPr>
+    </w:lvl>
+    <w:lvl w:ilvl="5" w:tentative="1">
+      <w:start w:val="1"/>
+      <w:numFmt w:val="bullet"/>
+      <w:lvlText w:val=""/>
+      <w:lvlJc w:val="left"/>
+      <w:pPr>
+        <w:tabs>
+          <w:tab w:val="num" w:pos="4320"/>
+        </w:tabs>
+        <w:ind w:left="4320" w:hanging="360"/>
+      </w:pPr>
+      <w:rPr>
+        <w:rFonts w:ascii="Wingdings" w:hAnsi="Wingdings" w:hint="default"/>
+        <w:sz w:val="20"/>
+      </w:rPr>
+    </w:lvl>
+    <w:lvl w:ilvl="6" w:tentative="1">
+      <w:start w:val="1"/>
+      <w:numFmt w:val="bullet"/>
+      <w:lvlText w:val=""/>
+      <w:lvlJc w:val="left"/>
+      <w:pPr>
+        <w:tabs>
+          <w:tab w:val="num" w:pos="5040"/>
+        </w:tabs>
+        <w:ind w:left="5040" w:hanging="360"/>
+      </w:pPr>
+      <w:rPr>
+        <w:rFonts w:ascii="Wingdings" w:hAnsi="Wingdings" w:hint="default"/>
+        <w:sz w:val="20"/>
+      </w:rPr>
+    </w:lvl>
+    <w:lvl w:ilvl="7" w:tentative="1">
+      <w:start w:val="1"/>
+      <w:numFmt w:val="bullet"/>
+      <w:lvlText w:val=""/>
+      <w:lvlJc w:val="left"/>
+      <w:pPr>
+        <w:tabs>
+          <w:tab w:val="num" w:pos="5760"/>
+        </w:tabs>
+        <w:ind w:left="5760" w:hanging="360"/>
+      </w:pPr>
+      <w:rPr>
+        <w:rFonts w:ascii="Wingdings" w:hAnsi="Wingdings" w:hint="default"/>
+        <w:sz w:val="20"/>
+      </w:rPr>
+    </w:lvl>
+    <w:lvl w:ilvl="8" w:tentative="1">
+      <w:start w:val="1"/>
+      <w:numFmt w:val="bullet"/>
+      <w:lvlText w:val=""/>
+      <w:lvlJc w:val="left"/>
+      <w:pPr>
+        <w:tabs>
+          <w:tab w:val="num" w:pos="6480"/>
+        </w:tabs>
+        <w:ind w:left="6480" w:hanging="360"/>
+      </w:pPr>
+      <w:rPr>
+        <w:rFonts w:ascii="Wingdings" w:hAnsi="Wingdings" w:hint="default"/>
+        <w:sz w:val="20"/>
+      </w:rPr>
+    </w:lvl>
+  </w:abstractNum>
+  <w:abstractNum w:abstractNumId="18" w15:restartNumberingAfterBreak="0">
     <w:nsid w:val="5B691656"/>
     <w:multiLevelType w:val="multilevel"/>
     <w:tmpl w:val="1958BB18"/>
@@ -4815,7 +9801,273 @@
       </w:rPr>
     </w:lvl>
   </w:abstractNum>
-  <w:abstractNum w:abstractNumId="16" w15:restartNumberingAfterBreak="0">
+  <w:abstractNum w:abstractNumId="19" w15:restartNumberingAfterBreak="0">
+    <w:nsid w:val="5CF20BDE"/>
+    <w:multiLevelType w:val="multilevel"/>
+    <w:tmpl w:val="DB641022"/>
+    <w:lvl w:ilvl="0">
+      <w:start w:val="1"/>
+      <w:numFmt w:val="bullet"/>
+      <w:lvlText w:val=""/>
+      <w:lvlJc w:val="left"/>
+      <w:pPr>
+        <w:tabs>
+          <w:tab w:val="num" w:pos="720"/>
+        </w:tabs>
+        <w:ind w:left="720" w:hanging="360"/>
+      </w:pPr>
+      <w:rPr>
+        <w:rFonts w:ascii="Symbol" w:hAnsi="Symbol" w:hint="default"/>
+        <w:sz w:val="20"/>
+      </w:rPr>
+    </w:lvl>
+    <w:lvl w:ilvl="1" w:tentative="1">
+      <w:start w:val="1"/>
+      <w:numFmt w:val="bullet"/>
+      <w:lvlText w:val="o"/>
+      <w:lvlJc w:val="left"/>
+      <w:pPr>
+        <w:tabs>
+          <w:tab w:val="num" w:pos="1440"/>
+        </w:tabs>
+        <w:ind w:left="1440" w:hanging="360"/>
+      </w:pPr>
+      <w:rPr>
+        <w:rFonts w:ascii="Courier New" w:hAnsi="Courier New" w:hint="default"/>
+        <w:sz w:val="20"/>
+      </w:rPr>
+    </w:lvl>
+    <w:lvl w:ilvl="2" w:tentative="1">
+      <w:start w:val="1"/>
+      <w:numFmt w:val="bullet"/>
+      <w:lvlText w:val=""/>
+      <w:lvlJc w:val="left"/>
+      <w:pPr>
+        <w:tabs>
+          <w:tab w:val="num" w:pos="2160"/>
+        </w:tabs>
+        <w:ind w:left="2160" w:hanging="360"/>
+      </w:pPr>
+      <w:rPr>
+        <w:rFonts w:ascii="Wingdings" w:hAnsi="Wingdings" w:hint="default"/>
+        <w:sz w:val="20"/>
+      </w:rPr>
+    </w:lvl>
+    <w:lvl w:ilvl="3" w:tentative="1">
+      <w:start w:val="1"/>
+      <w:numFmt w:val="bullet"/>
+      <w:lvlText w:val=""/>
+      <w:lvlJc w:val="left"/>
+      <w:pPr>
+        <w:tabs>
+          <w:tab w:val="num" w:pos="2880"/>
+        </w:tabs>
+        <w:ind w:left="2880" w:hanging="360"/>
+      </w:pPr>
+      <w:rPr>
+        <w:rFonts w:ascii="Wingdings" w:hAnsi="Wingdings" w:hint="default"/>
+        <w:sz w:val="20"/>
+      </w:rPr>
+    </w:lvl>
+    <w:lvl w:ilvl="4" w:tentative="1">
+      <w:start w:val="1"/>
+      <w:numFmt w:val="bullet"/>
+      <w:lvlText w:val=""/>
+      <w:lvlJc w:val="left"/>
+      <w:pPr>
+        <w:tabs>
+          <w:tab w:val="num" w:pos="3600"/>
+        </w:tabs>
+        <w:ind w:left="3600" w:hanging="360"/>
+      </w:pPr>
+      <w:rPr>
+        <w:rFonts w:ascii="Wingdings" w:hAnsi="Wingdings" w:hint="default"/>
+        <w:sz w:val="20"/>
+      </w:rPr>
+    </w:lvl>
+    <w:lvl w:ilvl="5" w:tentative="1">
+      <w:start w:val="1"/>
+      <w:numFmt w:val="bullet"/>
+      <w:lvlText w:val=""/>
+      <w:lvlJc w:val="left"/>
+      <w:pPr>
+        <w:tabs>
+          <w:tab w:val="num" w:pos="4320"/>
+        </w:tabs>
+        <w:ind w:left="4320" w:hanging="360"/>
+      </w:pPr>
+      <w:rPr>
+        <w:rFonts w:ascii="Wingdings" w:hAnsi="Wingdings" w:hint="default"/>
+        <w:sz w:val="20"/>
+      </w:rPr>
+    </w:lvl>
+    <w:lvl w:ilvl="6" w:tentative="1">
+      <w:start w:val="1"/>
+      <w:numFmt w:val="bullet"/>
+      <w:lvlText w:val=""/>
+      <w:lvlJc w:val="left"/>
+      <w:pPr>
+        <w:tabs>
+          <w:tab w:val="num" w:pos="5040"/>
+        </w:tabs>
+        <w:ind w:left="5040" w:hanging="360"/>
+      </w:pPr>
+      <w:rPr>
+        <w:rFonts w:ascii="Wingdings" w:hAnsi="Wingdings" w:hint="default"/>
+        <w:sz w:val="20"/>
+      </w:rPr>
+    </w:lvl>
+    <w:lvl w:ilvl="7" w:tentative="1">
+      <w:start w:val="1"/>
+      <w:numFmt w:val="bullet"/>
+      <w:lvlText w:val=""/>
+      <w:lvlJc w:val="left"/>
+      <w:pPr>
+        <w:tabs>
+          <w:tab w:val="num" w:pos="5760"/>
+        </w:tabs>
+        <w:ind w:left="5760" w:hanging="360"/>
+      </w:pPr>
+      <w:rPr>
+        <w:rFonts w:ascii="Wingdings" w:hAnsi="Wingdings" w:hint="default"/>
+        <w:sz w:val="20"/>
+      </w:rPr>
+    </w:lvl>
+    <w:lvl w:ilvl="8" w:tentative="1">
+      <w:start w:val="1"/>
+      <w:numFmt w:val="bullet"/>
+      <w:lvlText w:val=""/>
+      <w:lvlJc w:val="left"/>
+      <w:pPr>
+        <w:tabs>
+          <w:tab w:val="num" w:pos="6480"/>
+        </w:tabs>
+        <w:ind w:left="6480" w:hanging="360"/>
+      </w:pPr>
+      <w:rPr>
+        <w:rFonts w:ascii="Wingdings" w:hAnsi="Wingdings" w:hint="default"/>
+        <w:sz w:val="20"/>
+      </w:rPr>
+    </w:lvl>
+  </w:abstractNum>
+  <w:abstractNum w:abstractNumId="20" w15:restartNumberingAfterBreak="0">
+    <w:nsid w:val="5E4D6D91"/>
+    <w:multiLevelType w:val="multilevel"/>
+    <w:tmpl w:val="6480E67E"/>
+    <w:lvl w:ilvl="0">
+      <w:start w:val="1"/>
+      <w:numFmt w:val="decimal"/>
+      <w:lvlText w:val="%1."/>
+      <w:lvlJc w:val="left"/>
+      <w:pPr>
+        <w:tabs>
+          <w:tab w:val="num" w:pos="720"/>
+        </w:tabs>
+        <w:ind w:left="720" w:hanging="360"/>
+      </w:pPr>
+    </w:lvl>
+    <w:lvl w:ilvl="1">
+      <w:start w:val="1"/>
+      <w:numFmt w:val="bullet"/>
+      <w:lvlText w:val="o"/>
+      <w:lvlJc w:val="left"/>
+      <w:pPr>
+        <w:tabs>
+          <w:tab w:val="num" w:pos="1440"/>
+        </w:tabs>
+        <w:ind w:left="1440" w:hanging="360"/>
+      </w:pPr>
+      <w:rPr>
+        <w:rFonts w:ascii="Courier New" w:hAnsi="Courier New" w:hint="default"/>
+        <w:sz w:val="20"/>
+      </w:rPr>
+    </w:lvl>
+    <w:lvl w:ilvl="2" w:tentative="1">
+      <w:start w:val="1"/>
+      <w:numFmt w:val="decimal"/>
+      <w:lvlText w:val="%3."/>
+      <w:lvlJc w:val="left"/>
+      <w:pPr>
+        <w:tabs>
+          <w:tab w:val="num" w:pos="2160"/>
+        </w:tabs>
+        <w:ind w:left="2160" w:hanging="360"/>
+      </w:pPr>
+    </w:lvl>
+    <w:lvl w:ilvl="3" w:tentative="1">
+      <w:start w:val="1"/>
+      <w:numFmt w:val="decimal"/>
+      <w:lvlText w:val="%4."/>
+      <w:lvlJc w:val="left"/>
+      <w:pPr>
+        <w:tabs>
+          <w:tab w:val="num" w:pos="2880"/>
+        </w:tabs>
+        <w:ind w:left="2880" w:hanging="360"/>
+      </w:pPr>
+    </w:lvl>
+    <w:lvl w:ilvl="4" w:tentative="1">
+      <w:start w:val="1"/>
+      <w:numFmt w:val="decimal"/>
+      <w:lvlText w:val="%5."/>
+      <w:lvlJc w:val="left"/>
+      <w:pPr>
+        <w:tabs>
+          <w:tab w:val="num" w:pos="3600"/>
+        </w:tabs>
+        <w:ind w:left="3600" w:hanging="360"/>
+      </w:pPr>
+    </w:lvl>
+    <w:lvl w:ilvl="5" w:tentative="1">
+      <w:start w:val="1"/>
+      <w:numFmt w:val="decimal"/>
+      <w:lvlText w:val="%6."/>
+      <w:lvlJc w:val="left"/>
+      <w:pPr>
+        <w:tabs>
+          <w:tab w:val="num" w:pos="4320"/>
+        </w:tabs>
+        <w:ind w:left="4320" w:hanging="360"/>
+      </w:pPr>
+    </w:lvl>
+    <w:lvl w:ilvl="6" w:tentative="1">
+      <w:start w:val="1"/>
+      <w:numFmt w:val="decimal"/>
+      <w:lvlText w:val="%7."/>
+      <w:lvlJc w:val="left"/>
+      <w:pPr>
+        <w:tabs>
+          <w:tab w:val="num" w:pos="5040"/>
+        </w:tabs>
+        <w:ind w:left="5040" w:hanging="360"/>
+      </w:pPr>
+    </w:lvl>
+    <w:lvl w:ilvl="7" w:tentative="1">
+      <w:start w:val="1"/>
+      <w:numFmt w:val="decimal"/>
+      <w:lvlText w:val="%8."/>
+      <w:lvlJc w:val="left"/>
+      <w:pPr>
+        <w:tabs>
+          <w:tab w:val="num" w:pos="5760"/>
+        </w:tabs>
+        <w:ind w:left="5760" w:hanging="360"/>
+      </w:pPr>
+    </w:lvl>
+    <w:lvl w:ilvl="8" w:tentative="1">
+      <w:start w:val="1"/>
+      <w:numFmt w:val="decimal"/>
+      <w:lvlText w:val="%9."/>
+      <w:lvlJc w:val="left"/>
+      <w:pPr>
+        <w:tabs>
+          <w:tab w:val="num" w:pos="6480"/>
+        </w:tabs>
+        <w:ind w:left="6480" w:hanging="360"/>
+      </w:pPr>
+    </w:lvl>
+  </w:abstractNum>
+  <w:abstractNum w:abstractNumId="21" w15:restartNumberingAfterBreak="0">
     <w:nsid w:val="62F217C8"/>
     <w:multiLevelType w:val="multilevel"/>
     <w:tmpl w:val="F858CB2A"/>
@@ -4964,7 +10216,7 @@
       </w:rPr>
     </w:lvl>
   </w:abstractNum>
-  <w:abstractNum w:abstractNumId="17" w15:restartNumberingAfterBreak="0">
+  <w:abstractNum w:abstractNumId="22" w15:restartNumberingAfterBreak="0">
     <w:nsid w:val="6342250B"/>
     <w:multiLevelType w:val="multilevel"/>
     <w:tmpl w:val="ABA2D93C"/>
@@ -5113,7 +10365,7 @@
       </w:rPr>
     </w:lvl>
   </w:abstractNum>
-  <w:abstractNum w:abstractNumId="18" w15:restartNumberingAfterBreak="0">
+  <w:abstractNum w:abstractNumId="23" w15:restartNumberingAfterBreak="0">
     <w:nsid w:val="681C5A41"/>
     <w:multiLevelType w:val="multilevel"/>
     <w:tmpl w:val="6F2EAB5C"/>
@@ -5262,7 +10514,7 @@
       </w:rPr>
     </w:lvl>
   </w:abstractNum>
-  <w:abstractNum w:abstractNumId="19" w15:restartNumberingAfterBreak="0">
+  <w:abstractNum w:abstractNumId="24" w15:restartNumberingAfterBreak="0">
     <w:nsid w:val="68DC0425"/>
     <w:multiLevelType w:val="multilevel"/>
     <w:tmpl w:val="58146D40"/>
@@ -5411,65 +10663,232 @@
       </w:rPr>
     </w:lvl>
   </w:abstractNum>
+  <w:abstractNum w:abstractNumId="25" w15:restartNumberingAfterBreak="0">
+    <w:nsid w:val="6D522048"/>
+    <w:multiLevelType w:val="multilevel"/>
+    <w:tmpl w:val="4792FFCC"/>
+    <w:lvl w:ilvl="0">
+      <w:start w:val="1"/>
+      <w:numFmt w:val="bullet"/>
+      <w:lvlText w:val=""/>
+      <w:lvlJc w:val="left"/>
+      <w:pPr>
+        <w:tabs>
+          <w:tab w:val="num" w:pos="720"/>
+        </w:tabs>
+        <w:ind w:left="720" w:hanging="360"/>
+      </w:pPr>
+      <w:rPr>
+        <w:rFonts w:ascii="Symbol" w:hAnsi="Symbol" w:hint="default"/>
+        <w:sz w:val="20"/>
+      </w:rPr>
+    </w:lvl>
+    <w:lvl w:ilvl="1" w:tentative="1">
+      <w:start w:val="1"/>
+      <w:numFmt w:val="bullet"/>
+      <w:lvlText w:val="o"/>
+      <w:lvlJc w:val="left"/>
+      <w:pPr>
+        <w:tabs>
+          <w:tab w:val="num" w:pos="1440"/>
+        </w:tabs>
+        <w:ind w:left="1440" w:hanging="360"/>
+      </w:pPr>
+      <w:rPr>
+        <w:rFonts w:ascii="Courier New" w:hAnsi="Courier New" w:hint="default"/>
+        <w:sz w:val="20"/>
+      </w:rPr>
+    </w:lvl>
+    <w:lvl w:ilvl="2" w:tentative="1">
+      <w:start w:val="1"/>
+      <w:numFmt w:val="bullet"/>
+      <w:lvlText w:val=""/>
+      <w:lvlJc w:val="left"/>
+      <w:pPr>
+        <w:tabs>
+          <w:tab w:val="num" w:pos="2160"/>
+        </w:tabs>
+        <w:ind w:left="2160" w:hanging="360"/>
+      </w:pPr>
+      <w:rPr>
+        <w:rFonts w:ascii="Wingdings" w:hAnsi="Wingdings" w:hint="default"/>
+        <w:sz w:val="20"/>
+      </w:rPr>
+    </w:lvl>
+    <w:lvl w:ilvl="3" w:tentative="1">
+      <w:start w:val="1"/>
+      <w:numFmt w:val="bullet"/>
+      <w:lvlText w:val=""/>
+      <w:lvlJc w:val="left"/>
+      <w:pPr>
+        <w:tabs>
+          <w:tab w:val="num" w:pos="2880"/>
+        </w:tabs>
+        <w:ind w:left="2880" w:hanging="360"/>
+      </w:pPr>
+      <w:rPr>
+        <w:rFonts w:ascii="Wingdings" w:hAnsi="Wingdings" w:hint="default"/>
+        <w:sz w:val="20"/>
+      </w:rPr>
+    </w:lvl>
+    <w:lvl w:ilvl="4" w:tentative="1">
+      <w:start w:val="1"/>
+      <w:numFmt w:val="bullet"/>
+      <w:lvlText w:val=""/>
+      <w:lvlJc w:val="left"/>
+      <w:pPr>
+        <w:tabs>
+          <w:tab w:val="num" w:pos="3600"/>
+        </w:tabs>
+        <w:ind w:left="3600" w:hanging="360"/>
+      </w:pPr>
+      <w:rPr>
+        <w:rFonts w:ascii="Wingdings" w:hAnsi="Wingdings" w:hint="default"/>
+        <w:sz w:val="20"/>
+      </w:rPr>
+    </w:lvl>
+    <w:lvl w:ilvl="5" w:tentative="1">
+      <w:start w:val="1"/>
+      <w:numFmt w:val="bullet"/>
+      <w:lvlText w:val=""/>
+      <w:lvlJc w:val="left"/>
+      <w:pPr>
+        <w:tabs>
+          <w:tab w:val="num" w:pos="4320"/>
+        </w:tabs>
+        <w:ind w:left="4320" w:hanging="360"/>
+      </w:pPr>
+      <w:rPr>
+        <w:rFonts w:ascii="Wingdings" w:hAnsi="Wingdings" w:hint="default"/>
+        <w:sz w:val="20"/>
+      </w:rPr>
+    </w:lvl>
+    <w:lvl w:ilvl="6" w:tentative="1">
+      <w:start w:val="1"/>
+      <w:numFmt w:val="bullet"/>
+      <w:lvlText w:val=""/>
+      <w:lvlJc w:val="left"/>
+      <w:pPr>
+        <w:tabs>
+          <w:tab w:val="num" w:pos="5040"/>
+        </w:tabs>
+        <w:ind w:left="5040" w:hanging="360"/>
+      </w:pPr>
+      <w:rPr>
+        <w:rFonts w:ascii="Wingdings" w:hAnsi="Wingdings" w:hint="default"/>
+        <w:sz w:val="20"/>
+      </w:rPr>
+    </w:lvl>
+    <w:lvl w:ilvl="7" w:tentative="1">
+      <w:start w:val="1"/>
+      <w:numFmt w:val="bullet"/>
+      <w:lvlText w:val=""/>
+      <w:lvlJc w:val="left"/>
+      <w:pPr>
+        <w:tabs>
+          <w:tab w:val="num" w:pos="5760"/>
+        </w:tabs>
+        <w:ind w:left="5760" w:hanging="360"/>
+      </w:pPr>
+      <w:rPr>
+        <w:rFonts w:ascii="Wingdings" w:hAnsi="Wingdings" w:hint="default"/>
+        <w:sz w:val="20"/>
+      </w:rPr>
+    </w:lvl>
+    <w:lvl w:ilvl="8" w:tentative="1">
+      <w:start w:val="1"/>
+      <w:numFmt w:val="bullet"/>
+      <w:lvlText w:val=""/>
+      <w:lvlJc w:val="left"/>
+      <w:pPr>
+        <w:tabs>
+          <w:tab w:val="num" w:pos="6480"/>
+        </w:tabs>
+        <w:ind w:left="6480" w:hanging="360"/>
+      </w:pPr>
+      <w:rPr>
+        <w:rFonts w:ascii="Wingdings" w:hAnsi="Wingdings" w:hint="default"/>
+        <w:sz w:val="20"/>
+      </w:rPr>
+    </w:lvl>
+  </w:abstractNum>
   <w:num w:numId="1" w16cid:durableId="161357789">
-    <w:abstractNumId w:val="3"/>
+    <w:abstractNumId w:val="4"/>
   </w:num>
   <w:num w:numId="2" w16cid:durableId="1263875606">
-    <w:abstractNumId w:val="19"/>
+    <w:abstractNumId w:val="24"/>
   </w:num>
   <w:num w:numId="3" w16cid:durableId="17586273">
-    <w:abstractNumId w:val="12"/>
+    <w:abstractNumId w:val="14"/>
   </w:num>
   <w:num w:numId="4" w16cid:durableId="1386757042">
-    <w:abstractNumId w:val="9"/>
+    <w:abstractNumId w:val="11"/>
   </w:num>
   <w:num w:numId="5" w16cid:durableId="1016153479">
-    <w:abstractNumId w:val="18"/>
+    <w:abstractNumId w:val="23"/>
   </w:num>
   <w:num w:numId="6" w16cid:durableId="1268738170">
-    <w:abstractNumId w:val="1"/>
+    <w:abstractNumId w:val="2"/>
   </w:num>
   <w:num w:numId="7" w16cid:durableId="908080735">
-    <w:abstractNumId w:val="17"/>
+    <w:abstractNumId w:val="22"/>
   </w:num>
   <w:num w:numId="8" w16cid:durableId="1095250510">
-    <w:abstractNumId w:val="11"/>
+    <w:abstractNumId w:val="13"/>
   </w:num>
   <w:num w:numId="9" w16cid:durableId="2140764108">
-    <w:abstractNumId w:val="8"/>
+    <w:abstractNumId w:val="9"/>
   </w:num>
   <w:num w:numId="10" w16cid:durableId="703023322">
     <w:abstractNumId w:val="0"/>
   </w:num>
   <w:num w:numId="11" w16cid:durableId="2001155337">
+    <w:abstractNumId w:val="8"/>
+  </w:num>
+  <w:num w:numId="12" w16cid:durableId="1101490513">
+    <w:abstractNumId w:val="21"/>
+  </w:num>
+  <w:num w:numId="13" w16cid:durableId="1436629014">
     <w:abstractNumId w:val="7"/>
   </w:num>
-  <w:num w:numId="12" w16cid:durableId="1101490513">
+  <w:num w:numId="14" w16cid:durableId="524560921">
+    <w:abstractNumId w:val="3"/>
+  </w:num>
+  <w:num w:numId="15" w16cid:durableId="1933588892">
+    <w:abstractNumId w:val="15"/>
+  </w:num>
+  <w:num w:numId="16" w16cid:durableId="400061315">
     <w:abstractNumId w:val="16"/>
   </w:num>
-  <w:num w:numId="13" w16cid:durableId="1436629014">
+  <w:num w:numId="17" w16cid:durableId="1690598488">
+    <w:abstractNumId w:val="12"/>
+  </w:num>
+  <w:num w:numId="18" w16cid:durableId="1693409042">
     <w:abstractNumId w:val="6"/>
   </w:num>
-  <w:num w:numId="14" w16cid:durableId="524560921">
-    <w:abstractNumId w:val="2"/>
+  <w:num w:numId="19" w16cid:durableId="424811632">
+    <w:abstractNumId w:val="5"/>
   </w:num>
-  <w:num w:numId="15" w16cid:durableId="1933588892">
-    <w:abstractNumId w:val="13"/>
+  <w:num w:numId="20" w16cid:durableId="297032493">
+    <w:abstractNumId w:val="18"/>
   </w:num>
-  <w:num w:numId="16" w16cid:durableId="400061315">
-    <w:abstractNumId w:val="14"/>
-  </w:num>
-  <w:num w:numId="17" w16cid:durableId="1690598488">
+  <w:num w:numId="21" w16cid:durableId="375006002">
     <w:abstractNumId w:val="10"/>
   </w:num>
-  <w:num w:numId="18" w16cid:durableId="1693409042">
-    <w:abstractNumId w:val="5"/>
+  <w:num w:numId="22" w16cid:durableId="306475821">
+    <w:abstractNumId w:val="20"/>
   </w:num>
-  <w:num w:numId="19" w16cid:durableId="424811632">
-    <w:abstractNumId w:val="4"/>
+  <w:num w:numId="23" w16cid:durableId="816186762">
+    <w:abstractNumId w:val="19"/>
   </w:num>
-  <w:num w:numId="20" w16cid:durableId="297032493">
-    <w:abstractNumId w:val="15"/>
+  <w:num w:numId="24" w16cid:durableId="1931770513">
+    <w:abstractNumId w:val="25"/>
+  </w:num>
+  <w:num w:numId="25" w16cid:durableId="284432008">
+    <w:abstractNumId w:val="17"/>
+  </w:num>
+  <w:num w:numId="26" w16cid:durableId="1197697151">
+    <w:abstractNumId w:val="1"/>
   </w:num>
 </w:numbering>
 </file>
@@ -6076,7 +11495,6 @@
   <w:style w:type="character" w:default="1" w:styleId="DefaultParagraphFont">
     <w:name w:val="Default Paragraph Font"/>
     <w:uiPriority w:val="1"/>
-    <w:semiHidden/>
     <w:unhideWhenUsed/>
   </w:style>
   <w:style w:type="table" w:default="1" w:styleId="TableNormal">
